--- a/doc/詞/唐朝/溫庭筠/溫庭筠-菩薩蠻·小山重疊金明滅.docx
+++ b/doc/詞/唐朝/溫庭筠/溫庭筠-菩薩蠻·小山重疊金明滅.docx
@@ -1,6 +1,6 @@
 
 <file path=word/document.xml><?xml version="1.0" encoding="utf-8"?>
-<w:document xmlns:wpc="http://schemas.microsoft.com/office/word/2010/wordprocessingCanvas" xmlns:cx="http://schemas.microsoft.com/office/drawing/2014/chartex" xmlns:cx1="http://schemas.microsoft.com/office/drawing/2015/9/8/chartex" xmlns:cx2="http://schemas.microsoft.com/office/drawing/2015/10/21/chartex" xmlns:cx3="http://schemas.microsoft.com/office/drawing/2016/5/9/chartex" xmlns:cx4="http://schemas.microsoft.com/office/drawing/2016/5/10/chartex" xmlns:cx5="http://schemas.microsoft.com/office/drawing/2016/5/11/chartex" xmlns:cx6="http://schemas.microsoft.com/office/drawing/2016/5/12/chartex" xmlns:cx7="http://schemas.microsoft.com/office/drawing/2016/5/13/chartex" xmlns:cx8="http://schemas.microsoft.com/office/drawing/2016/5/14/chartex" xmlns:mc="http://schemas.openxmlformats.org/markup-compatibility/2006" xmlns:aink="http://schemas.microsoft.com/office/drawing/2016/ink" xmlns:am3d="http://schemas.microsoft.com/office/drawing/2017/model3d" xmlns:o="urn:schemas-microsoft-com:office:office" xmlns:oel="http://schemas.microsoft.com/office/2019/extlst" xmlns:r="http://schemas.openxmlformats.org/officeDocument/2006/relationships" xmlns:m="http://schemas.openxmlformats.org/officeDocument/2006/math" xmlns:v="urn:schemas-microsoft-com:vml" xmlns:wp14="http://schemas.microsoft.com/office/word/2010/wordprocessingDrawing" xmlns:wp="http://schemas.openxmlformats.org/drawingml/2006/wordprocessingDrawing" xmlns:w10="urn:schemas-microsoft-com:office:word" xmlns:w="http://schemas.openxmlformats.org/wordprocessingml/2006/main" xmlns:w14="http://schemas.microsoft.com/office/word/2010/wordml" xmlns:w15="http://schemas.microsoft.com/office/word/2012/wordml" xmlns:w16cex="http://schemas.microsoft.com/office/word/2018/wordml/cex" xmlns:w16cid="http://schemas.microsoft.com/office/word/2016/wordml/cid" xmlns:w16="http://schemas.microsoft.com/office/word/2018/wordml" xmlns:w16sdtdh="http://schemas.microsoft.com/office/word/2020/wordml/sdtdatahash" xmlns:w16se="http://schemas.microsoft.com/office/word/2015/wordml/symex" xmlns:wpg="http://schemas.microsoft.com/office/word/2010/wordprocessingGroup" xmlns:wpi="http://schemas.microsoft.com/office/word/2010/wordprocessingInk" xmlns:wne="http://schemas.microsoft.com/office/word/2006/wordml" xmlns:wps="http://schemas.microsoft.com/office/word/2010/wordprocessingShape" mc:Ignorable="w14 w15 w16se w16cid w16 w16cex w16sdtdh wp14">
+<w:document xmlns:wpc="http://schemas.microsoft.com/office/word/2010/wordprocessingCanvas" xmlns:cx="http://schemas.microsoft.com/office/drawing/2014/chartex" xmlns:cx1="http://schemas.microsoft.com/office/drawing/2015/9/8/chartex" xmlns:cx2="http://schemas.microsoft.com/office/drawing/2015/10/21/chartex" xmlns:cx3="http://schemas.microsoft.com/office/drawing/2016/5/9/chartex" xmlns:cx4="http://schemas.microsoft.com/office/drawing/2016/5/10/chartex" xmlns:cx5="http://schemas.microsoft.com/office/drawing/2016/5/11/chartex" xmlns:cx6="http://schemas.microsoft.com/office/drawing/2016/5/12/chartex" xmlns:cx7="http://schemas.microsoft.com/office/drawing/2016/5/13/chartex" xmlns:cx8="http://schemas.microsoft.com/office/drawing/2016/5/14/chartex" xmlns:mc="http://schemas.openxmlformats.org/markup-compatibility/2006" xmlns:aink="http://schemas.microsoft.com/office/drawing/2016/ink" xmlns:am3d="http://schemas.microsoft.com/office/drawing/2017/model3d" xmlns:o="urn:schemas-microsoft-com:office:office" xmlns:r="http://schemas.openxmlformats.org/officeDocument/2006/relationships" xmlns:m="http://schemas.openxmlformats.org/officeDocument/2006/math" xmlns:v="urn:schemas-microsoft-com:vml" xmlns:wp14="http://schemas.microsoft.com/office/word/2010/wordprocessingDrawing" xmlns:wp="http://schemas.openxmlformats.org/drawingml/2006/wordprocessingDrawing" xmlns:w10="urn:schemas-microsoft-com:office:word" xmlns:w="http://schemas.openxmlformats.org/wordprocessingml/2006/main" xmlns:w14="http://schemas.microsoft.com/office/word/2010/wordml" xmlns:w15="http://schemas.microsoft.com/office/word/2012/wordml" xmlns:w16cex="http://schemas.microsoft.com/office/word/2018/wordml/cex" xmlns:w16cid="http://schemas.microsoft.com/office/word/2016/wordml/cid" xmlns:w16="http://schemas.microsoft.com/office/word/2018/wordml" xmlns:w16sdtdh="http://schemas.microsoft.com/office/word/2020/wordml/sdtdatahash" xmlns:w16se="http://schemas.microsoft.com/office/word/2015/wordml/symex" xmlns:wpg="http://schemas.microsoft.com/office/word/2010/wordprocessingGroup" xmlns:wpi="http://schemas.microsoft.com/office/word/2010/wordprocessingInk" xmlns:wne="http://schemas.microsoft.com/office/word/2006/wordml" xmlns:wps="http://schemas.microsoft.com/office/word/2010/wordprocessingShape" mc:Ignorable="w14 w15 w16se w16cid w16 w16cex w16sdtdh wp14">
   <w:body>
     <w:p>
       <w:pPr>
@@ -199,6 +199,7 @@
           <w:bdr w:val="single" w:sz="4" w:space="0" w:color="auto"/>
         </w:rPr>
       </w:pPr>
+      <w:bookmarkStart w:id="0" w:name="_Hlk235096638"/>
       <w:r>
         <w:rPr>
           <w:sz w:val="32"/>
@@ -208,15 +209,17 @@
         <w:t>注釋</w:t>
       </w:r>
     </w:p>
+    <w:bookmarkEnd w:id="0"/>
     <w:p>
       <w:pPr>
         <w:pStyle w:val="a9"/>
         <w:numPr>
           <w:ilvl w:val="0"/>
-          <w:numId w:val="10"/>
+          <w:numId w:val="24"/>
         </w:numPr>
-        <w:spacing w:after="0" w:line="400" w:lineRule="exact"/>
-        <w:ind w:leftChars="0" w:left="357" w:right="0"/>
+        <w:spacing w:after="0" w:line="440" w:lineRule="exact"/>
+        <w:ind w:leftChars="0" w:left="284" w:right="0" w:hanging="284"/>
+        <w:jc w:val="both"/>
         <w:rPr>
           <w:color w:val="0F0F0F"/>
           <w:szCs w:val="28"/>
@@ -286,8 +289,17 @@
           <w:rFonts w:hint="eastAsia"/>
           <w:color w:val="0F0F0F"/>
           <w:szCs w:val="28"/>
-        </w:rPr>
-        <w:t>唐時婦女眉際</w:t>
+          <w:u w:val="single"/>
+        </w:rPr>
+        <w:t>唐</w:t>
+      </w:r>
+      <w:r>
+        <w:rPr>
+          <w:rFonts w:hint="eastAsia"/>
+          <w:color w:val="0F0F0F"/>
+          <w:szCs w:val="28"/>
+        </w:rPr>
+        <w:t>時婦女眉際</w:t>
       </w:r>
       <w:proofErr w:type="gramEnd"/>
       <w:r>
@@ -347,139 +359,6 @@
           <w:szCs w:val="28"/>
         </w:rPr>
         <w:t>飾金小梳子重疊閃爍的情形，或指女子額上塗成梅花圖案的額黃有所脫落而或明或暗。</w:t>
-      </w:r>
-    </w:p>
-    <w:p>
-      <w:pPr>
-        <w:pStyle w:val="a9"/>
-        <w:spacing w:after="0" w:line="400" w:lineRule="exact"/>
-        <w:ind w:leftChars="0" w:left="357" w:right="0" w:firstLine="0"/>
-        <w:rPr>
-          <w:color w:val="0F0F0F"/>
-          <w:szCs w:val="28"/>
-        </w:rPr>
-      </w:pPr>
-      <w:r>
-        <w:rPr>
-          <w:rFonts w:hint="eastAsia"/>
-          <w:color w:val="0F0F0F"/>
-          <w:szCs w:val="28"/>
-        </w:rPr>
-        <w:t>額黃：</w:t>
-      </w:r>
-      <w:r>
-        <w:rPr>
-          <w:rFonts w:hint="eastAsia"/>
-          <w:color w:val="0F0F0F"/>
-          <w:szCs w:val="28"/>
-        </w:rPr>
-        <w:t>古代婦女的面部妝飾。</w:t>
-      </w:r>
-      <w:r>
-        <w:rPr>
-          <w:rFonts w:hint="eastAsia"/>
-          <w:color w:val="0F0F0F"/>
-          <w:szCs w:val="28"/>
-          <w:u w:val="single"/>
-        </w:rPr>
-        <w:t>南北朝</w:t>
-      </w:r>
-      <w:r>
-        <w:rPr>
-          <w:rFonts w:hint="eastAsia"/>
-          <w:color w:val="0F0F0F"/>
-          <w:szCs w:val="28"/>
-        </w:rPr>
-        <w:t>時，</w:t>
-      </w:r>
-      <w:r>
-        <w:rPr>
-          <w:rFonts w:hint="eastAsia"/>
-          <w:color w:val="0F0F0F"/>
-          <w:szCs w:val="28"/>
-          <w:u w:val="single"/>
-        </w:rPr>
-        <w:t>佛教</w:t>
-      </w:r>
-      <w:r>
-        <w:rPr>
-          <w:rFonts w:hint="eastAsia"/>
-          <w:color w:val="0F0F0F"/>
-          <w:szCs w:val="28"/>
-        </w:rPr>
-        <w:t>盛行，一些</w:t>
-      </w:r>
-      <w:proofErr w:type="gramStart"/>
-      <w:r>
-        <w:rPr>
-          <w:rFonts w:hint="eastAsia"/>
-          <w:color w:val="0F0F0F"/>
-          <w:szCs w:val="28"/>
-        </w:rPr>
-        <w:t>婦女由塗金</w:t>
-      </w:r>
-      <w:proofErr w:type="gramEnd"/>
-      <w:r>
-        <w:rPr>
-          <w:rFonts w:hint="eastAsia"/>
-          <w:color w:val="0F0F0F"/>
-          <w:szCs w:val="28"/>
-        </w:rPr>
-        <w:t>的佛像上得到靈感，而形成</w:t>
-      </w:r>
-      <w:proofErr w:type="gramStart"/>
-      <w:r>
-        <w:rPr>
-          <w:rFonts w:hint="eastAsia"/>
-          <w:color w:val="0F0F0F"/>
-          <w:szCs w:val="28"/>
-        </w:rPr>
-        <w:t>了額部飾黃</w:t>
-      </w:r>
-      <w:proofErr w:type="gramEnd"/>
-      <w:r>
-        <w:rPr>
-          <w:rFonts w:hint="eastAsia"/>
-          <w:color w:val="0F0F0F"/>
-          <w:szCs w:val="28"/>
-        </w:rPr>
-        <w:t>的風氣。初始是以畫筆沾黃色染料</w:t>
-      </w:r>
-      <w:proofErr w:type="gramStart"/>
-      <w:r>
-        <w:rPr>
-          <w:rFonts w:hint="eastAsia"/>
-          <w:color w:val="0F0F0F"/>
-          <w:szCs w:val="28"/>
-        </w:rPr>
-        <w:t>塗抹於額上</w:t>
-      </w:r>
-      <w:proofErr w:type="gramEnd"/>
-      <w:r>
-        <w:rPr>
-          <w:rFonts w:hint="eastAsia"/>
-          <w:color w:val="0F0F0F"/>
-          <w:szCs w:val="28"/>
-        </w:rPr>
-        <w:t>，而後亦有以黃色花瓣飾物</w:t>
-      </w:r>
-      <w:proofErr w:type="gramStart"/>
-      <w:r>
-        <w:rPr>
-          <w:rFonts w:hint="eastAsia"/>
-          <w:color w:val="0F0F0F"/>
-          <w:szCs w:val="28"/>
-        </w:rPr>
-        <w:t>黏貼於額上</w:t>
-      </w:r>
-      <w:proofErr w:type="gramEnd"/>
-      <w:r>
-        <w:rPr>
-          <w:rFonts w:hint="eastAsia"/>
-          <w:color w:val="0F0F0F"/>
-          <w:szCs w:val="28"/>
-        </w:rPr>
-        <w:t>，稱為「花黃」。</w:t>
       </w:r>
     </w:p>
     <w:p>
@@ -487,12 +366,142 @@
         <w:pStyle w:val="a9"/>
         <w:numPr>
           <w:ilvl w:val="0"/>
-          <w:numId w:val="10"/>
+          <w:numId w:val="24"/>
         </w:numPr>
-        <w:spacing w:after="0" w:line="400" w:lineRule="exact"/>
-        <w:ind w:leftChars="0" w:left="357" w:right="0" w:firstLine="0"/>
-        <w:rPr>
-          <w:rFonts w:hint="eastAsia"/>
+        <w:spacing w:after="0" w:line="440" w:lineRule="exact"/>
+        <w:ind w:leftChars="0" w:left="284" w:right="0" w:hanging="284"/>
+        <w:jc w:val="both"/>
+        <w:rPr>
+          <w:color w:val="0F0F0F"/>
+          <w:szCs w:val="28"/>
+        </w:rPr>
+      </w:pPr>
+      <w:r>
+        <w:rPr>
+          <w:rFonts w:hint="eastAsia"/>
+          <w:color w:val="0F0F0F"/>
+          <w:szCs w:val="28"/>
+        </w:rPr>
+        <w:t>額黃：古代婦女的面部妝飾。</w:t>
+      </w:r>
+      <w:r>
+        <w:rPr>
+          <w:rFonts w:hint="eastAsia"/>
+          <w:color w:val="0F0F0F"/>
+          <w:szCs w:val="28"/>
+          <w:u w:val="single"/>
+        </w:rPr>
+        <w:t>南北朝</w:t>
+      </w:r>
+      <w:r>
+        <w:rPr>
+          <w:rFonts w:hint="eastAsia"/>
+          <w:color w:val="0F0F0F"/>
+          <w:szCs w:val="28"/>
+        </w:rPr>
+        <w:t>時，</w:t>
+      </w:r>
+      <w:r>
+        <w:rPr>
+          <w:rFonts w:hint="eastAsia"/>
+          <w:color w:val="0F0F0F"/>
+          <w:szCs w:val="28"/>
+          <w:u w:val="single"/>
+        </w:rPr>
+        <w:t>佛教</w:t>
+      </w:r>
+      <w:r>
+        <w:rPr>
+          <w:rFonts w:hint="eastAsia"/>
+          <w:color w:val="0F0F0F"/>
+          <w:szCs w:val="28"/>
+        </w:rPr>
+        <w:t>盛行，一些</w:t>
+      </w:r>
+      <w:proofErr w:type="gramStart"/>
+      <w:r>
+        <w:rPr>
+          <w:rFonts w:hint="eastAsia"/>
+          <w:color w:val="0F0F0F"/>
+          <w:szCs w:val="28"/>
+        </w:rPr>
+        <w:t>婦女由塗金</w:t>
+      </w:r>
+      <w:proofErr w:type="gramEnd"/>
+      <w:r>
+        <w:rPr>
+          <w:rFonts w:hint="eastAsia"/>
+          <w:color w:val="0F0F0F"/>
+          <w:szCs w:val="28"/>
+        </w:rPr>
+        <w:t>的佛像上得到靈感，而形成</w:t>
+      </w:r>
+      <w:proofErr w:type="gramStart"/>
+      <w:r>
+        <w:rPr>
+          <w:rFonts w:hint="eastAsia"/>
+          <w:color w:val="0F0F0F"/>
+          <w:szCs w:val="28"/>
+        </w:rPr>
+        <w:t>了額部飾黃</w:t>
+      </w:r>
+      <w:proofErr w:type="gramEnd"/>
+      <w:r>
+        <w:rPr>
+          <w:rFonts w:hint="eastAsia"/>
+          <w:color w:val="0F0F0F"/>
+          <w:szCs w:val="28"/>
+        </w:rPr>
+        <w:t>的風氣。初始是以畫筆沾黃色染料</w:t>
+      </w:r>
+      <w:proofErr w:type="gramStart"/>
+      <w:r>
+        <w:rPr>
+          <w:rFonts w:hint="eastAsia"/>
+          <w:color w:val="0F0F0F"/>
+          <w:szCs w:val="28"/>
+        </w:rPr>
+        <w:t>塗抹於額上</w:t>
+      </w:r>
+      <w:proofErr w:type="gramEnd"/>
+      <w:r>
+        <w:rPr>
+          <w:rFonts w:hint="eastAsia"/>
+          <w:color w:val="0F0F0F"/>
+          <w:szCs w:val="28"/>
+        </w:rPr>
+        <w:t>，而後亦有以黃色花瓣飾物</w:t>
+      </w:r>
+      <w:proofErr w:type="gramStart"/>
+      <w:r>
+        <w:rPr>
+          <w:rFonts w:hint="eastAsia"/>
+          <w:color w:val="0F0F0F"/>
+          <w:szCs w:val="28"/>
+        </w:rPr>
+        <w:t>黏貼於額上</w:t>
+      </w:r>
+      <w:proofErr w:type="gramEnd"/>
+      <w:r>
+        <w:rPr>
+          <w:rFonts w:hint="eastAsia"/>
+          <w:color w:val="0F0F0F"/>
+          <w:szCs w:val="28"/>
+        </w:rPr>
+        <w:t>，稱為「花黃」。</w:t>
+      </w:r>
+    </w:p>
+    <w:p>
+      <w:pPr>
+        <w:pStyle w:val="a9"/>
+        <w:numPr>
+          <w:ilvl w:val="0"/>
+          <w:numId w:val="24"/>
+        </w:numPr>
+        <w:spacing w:after="0" w:line="440" w:lineRule="exact"/>
+        <w:ind w:leftChars="0" w:left="284" w:right="0" w:hanging="284"/>
+        <w:jc w:val="both"/>
+        <w:rPr>
           <w:color w:val="0F0F0F"/>
           <w:szCs w:val="28"/>
         </w:rPr>
@@ -524,8 +533,24 @@
           <w:spacing w:val="-6"/>
           <w:szCs w:val="28"/>
         </w:rPr>
-        <w:t>：雲朵似的鬢髮。形容髮髻蓬鬆如雲。度：覆蓋，</w:t>
-      </w:r>
+        <w:t>：雲朵似的鬢髮。形容髮髻蓬鬆如雲。</w:t>
+      </w:r>
+    </w:p>
+    <w:p>
+      <w:pPr>
+        <w:pStyle w:val="a9"/>
+        <w:numPr>
+          <w:ilvl w:val="0"/>
+          <w:numId w:val="24"/>
+        </w:numPr>
+        <w:spacing w:after="0" w:line="440" w:lineRule="exact"/>
+        <w:ind w:leftChars="0" w:left="284" w:right="0" w:hanging="284"/>
+        <w:jc w:val="both"/>
+        <w:rPr>
+          <w:color w:val="0F0F0F"/>
+          <w:szCs w:val="28"/>
+        </w:rPr>
+      </w:pPr>
       <w:proofErr w:type="gramStart"/>
       <w:r>
         <w:rPr>
@@ -534,7 +559,7 @@
           <w:spacing w:val="-6"/>
           <w:szCs w:val="28"/>
         </w:rPr>
-        <w:t>過掩，</w:t>
+        <w:t>欲度</w:t>
       </w:r>
       <w:proofErr w:type="gramEnd"/>
       <w:r>
@@ -544,7 +569,7 @@
           <w:spacing w:val="-6"/>
           <w:szCs w:val="28"/>
         </w:rPr>
-        <w:t>形容鬢角延伸向臉頰，逐漸輕淡，像雲影輕度。</w:t>
+        <w:t>：</w:t>
       </w:r>
       <w:proofErr w:type="gramStart"/>
       <w:r>
@@ -554,7 +579,7 @@
           <w:spacing w:val="-6"/>
           <w:szCs w:val="28"/>
         </w:rPr>
-        <w:t>欲度</w:t>
+        <w:t>將掩未掩</w:t>
       </w:r>
       <w:proofErr w:type="gramEnd"/>
       <w:r>
@@ -564,6 +589,51 @@
           <w:spacing w:val="-6"/>
           <w:szCs w:val="28"/>
         </w:rPr>
+        <w:t>的樣子。</w:t>
+      </w:r>
+      <w:r>
+        <w:rPr>
+          <w:rFonts w:hint="eastAsia"/>
+          <w:color w:val="0F0F0F"/>
+          <w:spacing w:val="-6"/>
+          <w:szCs w:val="28"/>
+        </w:rPr>
+        <w:t>度：覆蓋，形容鬢角延伸向臉頰，逐漸輕淡，像雲影輕度。</w:t>
+      </w:r>
+    </w:p>
+    <w:p>
+      <w:pPr>
+        <w:pStyle w:val="a9"/>
+        <w:numPr>
+          <w:ilvl w:val="0"/>
+          <w:numId w:val="24"/>
+        </w:numPr>
+        <w:spacing w:after="0" w:line="440" w:lineRule="exact"/>
+        <w:ind w:leftChars="0" w:left="284" w:right="0" w:hanging="284"/>
+        <w:jc w:val="both"/>
+        <w:rPr>
+          <w:color w:val="0F0F0F"/>
+          <w:szCs w:val="28"/>
+        </w:rPr>
+      </w:pPr>
+      <w:proofErr w:type="gramStart"/>
+      <w:r>
+        <w:rPr>
+          <w:rFonts w:hint="eastAsia"/>
+          <w:color w:val="0F0F0F"/>
+          <w:spacing w:val="-6"/>
+          <w:szCs w:val="28"/>
+        </w:rPr>
+        <w:t>香腮雪</w:t>
+      </w:r>
+      <w:proofErr w:type="gramEnd"/>
+      <w:r>
+        <w:rPr>
+          <w:rFonts w:hint="eastAsia"/>
+          <w:color w:val="0F0F0F"/>
+          <w:spacing w:val="-6"/>
+          <w:szCs w:val="28"/>
+        </w:rPr>
         <w:t>：</w:t>
       </w:r>
       <w:proofErr w:type="gramStart"/>
@@ -574,7 +644,7 @@
           <w:spacing w:val="-6"/>
           <w:szCs w:val="28"/>
         </w:rPr>
-        <w:t>將掩未掩</w:t>
+        <w:t>香雪腮</w:t>
       </w:r>
       <w:proofErr w:type="gramEnd"/>
       <w:r>
@@ -584,9 +654,8 @@
           <w:spacing w:val="-6"/>
           <w:szCs w:val="28"/>
         </w:rPr>
-        <w:t>的樣子。</w:t>
-      </w:r>
-      <w:proofErr w:type="gramStart"/>
+        <w:t>，雪白的面頰。</w:t>
+      </w:r>
       <w:r>
         <w:rPr>
           <w:rFonts w:hint="eastAsia"/>
@@ -594,47 +663,24 @@
           <w:spacing w:val="-6"/>
           <w:szCs w:val="28"/>
         </w:rPr>
-        <w:t>香腮雪</w:t>
-      </w:r>
-      <w:proofErr w:type="gramEnd"/>
-      <w:r>
-        <w:rPr>
-          <w:rFonts w:hint="eastAsia"/>
-          <w:color w:val="0F0F0F"/>
-          <w:spacing w:val="-6"/>
-          <w:szCs w:val="28"/>
-        </w:rPr>
-        <w:t>：</w:t>
-      </w:r>
-      <w:proofErr w:type="gramStart"/>
-      <w:r>
-        <w:rPr>
-          <w:rFonts w:hint="eastAsia"/>
-          <w:color w:val="0F0F0F"/>
-          <w:spacing w:val="-6"/>
-          <w:szCs w:val="28"/>
-        </w:rPr>
-        <w:t>香雪腮</w:t>
-      </w:r>
-      <w:proofErr w:type="gramEnd"/>
-      <w:r>
-        <w:rPr>
-          <w:rFonts w:hint="eastAsia"/>
-          <w:color w:val="0F0F0F"/>
-          <w:spacing w:val="-6"/>
-          <w:szCs w:val="28"/>
-        </w:rPr>
-        <w:t>，雪白的面頰。</w:t>
-      </w:r>
-      <w:r>
-        <w:rPr>
-          <w:rFonts w:hint="eastAsia"/>
-          <w:color w:val="0F0F0F"/>
-          <w:spacing w:val="-6"/>
-          <w:szCs w:val="28"/>
-        </w:rPr>
         <w:t xml:space="preserve"> </w:t>
       </w:r>
+    </w:p>
+    <w:p>
+      <w:pPr>
+        <w:pStyle w:val="a9"/>
+        <w:numPr>
+          <w:ilvl w:val="0"/>
+          <w:numId w:val="24"/>
+        </w:numPr>
+        <w:spacing w:after="0" w:line="440" w:lineRule="exact"/>
+        <w:ind w:leftChars="0" w:left="284" w:right="0" w:hanging="284"/>
+        <w:jc w:val="both"/>
+        <w:rPr>
+          <w:color w:val="0F0F0F"/>
+          <w:szCs w:val="28"/>
+        </w:rPr>
+      </w:pPr>
       <w:r>
         <w:rPr>
           <w:rFonts w:hint="eastAsia"/>
@@ -711,10 +757,11 @@
         <w:pStyle w:val="a9"/>
         <w:numPr>
           <w:ilvl w:val="0"/>
-          <w:numId w:val="10"/>
+          <w:numId w:val="24"/>
         </w:numPr>
-        <w:spacing w:after="0" w:line="400" w:lineRule="exact"/>
-        <w:ind w:leftChars="0" w:left="357" w:right="0"/>
+        <w:spacing w:after="0" w:line="440" w:lineRule="exact"/>
+        <w:ind w:leftChars="0" w:left="284" w:right="0" w:hanging="284"/>
+        <w:jc w:val="both"/>
         <w:rPr>
           <w:color w:val="0F0F0F"/>
           <w:szCs w:val="28"/>
@@ -894,10 +941,11 @@
         <w:pStyle w:val="a9"/>
         <w:numPr>
           <w:ilvl w:val="0"/>
-          <w:numId w:val="10"/>
+          <w:numId w:val="24"/>
         </w:numPr>
-        <w:spacing w:after="0" w:line="400" w:lineRule="exact"/>
-        <w:ind w:leftChars="0" w:left="357" w:right="0"/>
+        <w:spacing w:after="0" w:line="440" w:lineRule="exact"/>
+        <w:ind w:leftChars="0" w:left="284" w:right="0" w:hanging="284"/>
+        <w:jc w:val="both"/>
         <w:rPr>
           <w:color w:val="0F0F0F"/>
           <w:szCs w:val="28"/>
@@ -934,10 +982,11 @@
         <w:pStyle w:val="a9"/>
         <w:numPr>
           <w:ilvl w:val="0"/>
-          <w:numId w:val="10"/>
+          <w:numId w:val="24"/>
         </w:numPr>
-        <w:spacing w:after="0" w:line="400" w:lineRule="exact"/>
-        <w:ind w:leftChars="0" w:left="357" w:right="0"/>
+        <w:spacing w:after="0" w:line="440" w:lineRule="exact"/>
+        <w:ind w:leftChars="0" w:left="284" w:right="0" w:hanging="284"/>
+        <w:jc w:val="both"/>
         <w:rPr>
           <w:color w:val="0F0F0F"/>
           <w:szCs w:val="28"/>
@@ -977,8 +1026,34 @@
           <w:sz w:val="16"/>
           <w:szCs w:val="16"/>
         </w:rPr>
-        <w:t>ㄖㄨ</w:t>
-      </w:r>
+        <w:t>ㄖㄨˊ</w:t>
+      </w:r>
+      <w:proofErr w:type="gramEnd"/>
+      <w:r>
+        <w:rPr>
+          <w:rFonts w:hint="eastAsia"/>
+          <w:color w:val="0F0F0F"/>
+          <w:szCs w:val="28"/>
+        </w:rPr>
+        <w:t>)</w:t>
+      </w:r>
+      <w:r>
+        <w:rPr>
+          <w:rFonts w:hint="eastAsia"/>
+          <w:color w:val="0F0F0F"/>
+          <w:szCs w:val="28"/>
+        </w:rPr>
+        <w:t>：絲綢短襖</w:t>
+      </w:r>
+      <w:r>
+        <w:rPr>
+          <w:rFonts w:hint="eastAsia"/>
+          <w:color w:val="0F0F0F"/>
+          <w:szCs w:val="28"/>
+        </w:rPr>
+        <w:t>(</w:t>
+      </w:r>
+      <w:proofErr w:type="gramStart"/>
       <w:r>
         <w:rPr>
           <w:rFonts w:hint="eastAsia"/>
@@ -986,7 +1061,7 @@
           <w:sz w:val="16"/>
           <w:szCs w:val="16"/>
         </w:rPr>
-        <w:t>ˊ</w:t>
+        <w:t>ㄠˇ</w:t>
       </w:r>
       <w:proofErr w:type="gramEnd"/>
       <w:r>
@@ -1003,7 +1078,32 @@
           <w:color w:val="0F0F0F"/>
           <w:szCs w:val="28"/>
         </w:rPr>
-        <w:t>：絲綢短襖</w:t>
+        <w:t>。</w:t>
+      </w:r>
+    </w:p>
+    <w:p>
+      <w:pPr>
+        <w:pStyle w:val="a9"/>
+        <w:numPr>
+          <w:ilvl w:val="0"/>
+          <w:numId w:val="24"/>
+        </w:numPr>
+        <w:spacing w:after="0" w:line="440" w:lineRule="exact"/>
+        <w:ind w:leftChars="0" w:left="284" w:right="0" w:hanging="426"/>
+        <w:jc w:val="both"/>
+        <w:rPr>
+          <w:rFonts w:cs="新細明體"/>
+          <w:color w:val="0F0F0F"/>
+          <w:szCs w:val="28"/>
+        </w:rPr>
+      </w:pPr>
+      <w:r>
+        <w:rPr>
+          <w:rFonts w:hint="eastAsia"/>
+          <w:color w:val="0F0F0F"/>
+          <w:szCs w:val="28"/>
+        </w:rPr>
+        <w:t>鷓鴣</w:t>
       </w:r>
       <w:r>
         <w:rPr>
@@ -1021,84 +1121,7 @@
           <w:sz w:val="16"/>
           <w:szCs w:val="16"/>
         </w:rPr>
-        <w:t>ㄠ</w:t>
-      </w:r>
-      <w:r>
-        <w:rPr>
-          <w:rFonts w:hint="eastAsia"/>
-          <w:color w:val="FF0000"/>
-          <w:sz w:val="16"/>
-          <w:szCs w:val="16"/>
-        </w:rPr>
-        <w:t>ˇ</w:t>
-      </w:r>
-      <w:proofErr w:type="gramEnd"/>
-      <w:r>
-        <w:rPr>
-          <w:rFonts w:hint="eastAsia"/>
-          <w:color w:val="0F0F0F"/>
-          <w:szCs w:val="28"/>
-        </w:rPr>
-        <w:t>)</w:t>
-      </w:r>
-      <w:r>
-        <w:rPr>
-          <w:rFonts w:hint="eastAsia"/>
-          <w:color w:val="0F0F0F"/>
-          <w:szCs w:val="28"/>
-        </w:rPr>
-        <w:t>。</w:t>
-      </w:r>
-    </w:p>
-    <w:p>
-      <w:pPr>
-        <w:pStyle w:val="a9"/>
-        <w:numPr>
-          <w:ilvl w:val="0"/>
-          <w:numId w:val="10"/>
-        </w:numPr>
-        <w:spacing w:after="0" w:line="400" w:lineRule="exact"/>
-        <w:ind w:leftChars="0" w:left="357" w:right="0"/>
-        <w:rPr>
-          <w:rFonts w:cs="新細明體"/>
-          <w:color w:val="0F0F0F"/>
-          <w:szCs w:val="28"/>
-        </w:rPr>
-      </w:pPr>
-      <w:r>
-        <w:rPr>
-          <w:rFonts w:hint="eastAsia"/>
-          <w:color w:val="0F0F0F"/>
-          <w:szCs w:val="28"/>
-        </w:rPr>
-        <w:t>鷓鴣</w:t>
-      </w:r>
-      <w:r>
-        <w:rPr>
-          <w:rFonts w:hint="eastAsia"/>
-          <w:color w:val="0F0F0F"/>
-          <w:szCs w:val="28"/>
-        </w:rPr>
-        <w:t>(</w:t>
-      </w:r>
-      <w:proofErr w:type="gramStart"/>
-      <w:r>
-        <w:rPr>
-          <w:rFonts w:hint="eastAsia"/>
-          <w:color w:val="FF0000"/>
-          <w:sz w:val="16"/>
-          <w:szCs w:val="16"/>
-        </w:rPr>
-        <w:t>ㄓㄜ</w:t>
-      </w:r>
-      <w:r>
-        <w:rPr>
-          <w:rFonts w:hint="eastAsia"/>
-          <w:color w:val="FF0000"/>
-          <w:sz w:val="16"/>
-          <w:szCs w:val="16"/>
-        </w:rPr>
-        <w:t>ˋ</w:t>
+        <w:t>ㄓㄜˋ</w:t>
       </w:r>
       <w:proofErr w:type="gramEnd"/>
       <w:r>
@@ -1226,8 +1249,9 @@
     </w:p>
     <w:p>
       <w:pPr>
-        <w:spacing w:after="0" w:line="400" w:lineRule="exact"/>
+        <w:spacing w:after="0" w:line="440" w:lineRule="exact"/>
         <w:ind w:left="0" w:right="0" w:firstLine="0"/>
+        <w:jc w:val="both"/>
         <w:rPr>
           <w:szCs w:val="28"/>
         </w:rPr>
@@ -1239,59 +1263,35 @@
         </w:rPr>
         <w:t xml:space="preserve">　　</w:t>
       </w:r>
-      <w:proofErr w:type="gramStart"/>
-      <w:r>
-        <w:rPr>
-          <w:rFonts w:hint="eastAsia"/>
-          <w:szCs w:val="28"/>
-        </w:rPr>
-        <w:t>眉妝漫染，疊蓋</w:t>
-      </w:r>
-      <w:proofErr w:type="gramEnd"/>
-      <w:r>
-        <w:rPr>
-          <w:rFonts w:hint="eastAsia"/>
-          <w:szCs w:val="28"/>
-        </w:rPr>
-        <w:t>了部分額黃，</w:t>
-      </w:r>
-      <w:proofErr w:type="gramStart"/>
-      <w:r>
-        <w:rPr>
-          <w:rFonts w:hint="eastAsia"/>
-          <w:szCs w:val="28"/>
-        </w:rPr>
-        <w:t>鬢邊髮絲</w:t>
-      </w:r>
-      <w:proofErr w:type="gramEnd"/>
-      <w:r>
-        <w:rPr>
-          <w:rFonts w:hint="eastAsia"/>
-          <w:szCs w:val="28"/>
-        </w:rPr>
-        <w:t>飄過。潔白的</w:t>
-      </w:r>
-      <w:proofErr w:type="gramStart"/>
-      <w:r>
-        <w:rPr>
-          <w:rFonts w:hint="eastAsia"/>
-          <w:szCs w:val="28"/>
-        </w:rPr>
-        <w:t>香腮似雪</w:t>
-      </w:r>
-      <w:proofErr w:type="gramEnd"/>
-      <w:r>
-        <w:rPr>
-          <w:rFonts w:hint="eastAsia"/>
-          <w:szCs w:val="28"/>
-        </w:rPr>
-        <w:t>，懶得起來，畫一畫蛾眉，整一整衣裳，梳洗打扮，慢吞吞，意遲遲。</w:t>
+      <w:r>
+        <w:rPr>
+          <w:rFonts w:hint="eastAsia"/>
+          <w:szCs w:val="28"/>
+        </w:rPr>
+        <w:t>晨光照在小巧的屏風上，金色花紋光影閃爍；蓬鬆如雲的鬢髮，</w:t>
+      </w:r>
+      <w:r>
+        <w:rPr>
+          <w:rFonts w:hint="eastAsia"/>
+          <w:b/>
+          <w:bCs/>
+          <w:szCs w:val="28"/>
+        </w:rPr>
+        <w:t>拂過</w:t>
+      </w:r>
+      <w:r>
+        <w:rPr>
+          <w:rFonts w:hint="eastAsia"/>
+          <w:szCs w:val="28"/>
+        </w:rPr>
+        <w:t>雪白細嫩的雙頰。她懶洋洋地起床，無心描畫雙眉，梳妝打扮也遲遲不想動手。</w:t>
       </w:r>
     </w:p>
     <w:p>
       <w:pPr>
-        <w:spacing w:after="0" w:line="400" w:lineRule="exact"/>
+        <w:spacing w:after="0" w:line="440" w:lineRule="exact"/>
         <w:ind w:left="0" w:right="0" w:firstLine="0"/>
+        <w:jc w:val="both"/>
         <w:rPr>
           <w:szCs w:val="28"/>
         </w:rPr>
@@ -1304,59 +1304,32 @@
         <w:t xml:space="preserve">    </w:t>
       </w:r>
       <w:r>
-        <w:rPr>
-          <w:rFonts w:hint="eastAsia"/>
-          <w:szCs w:val="28"/>
-        </w:rPr>
-        <w:t>照一照</w:t>
-      </w:r>
-      <w:proofErr w:type="gramStart"/>
-      <w:r>
-        <w:rPr>
-          <w:rFonts w:hint="eastAsia"/>
-          <w:szCs w:val="28"/>
-        </w:rPr>
-        <w:t>新插的花朵</w:t>
-      </w:r>
-      <w:proofErr w:type="gramEnd"/>
-      <w:r>
-        <w:rPr>
-          <w:rFonts w:hint="eastAsia"/>
-          <w:szCs w:val="28"/>
-        </w:rPr>
-        <w:t>，</w:t>
-      </w:r>
-      <w:proofErr w:type="gramStart"/>
-      <w:r>
-        <w:rPr>
-          <w:rFonts w:hint="eastAsia"/>
-          <w:szCs w:val="28"/>
-        </w:rPr>
-        <w:t>對了前鏡</w:t>
-      </w:r>
-      <w:proofErr w:type="gramEnd"/>
-      <w:r>
-        <w:rPr>
-          <w:rFonts w:hint="eastAsia"/>
-          <w:szCs w:val="28"/>
-        </w:rPr>
-        <w:t>，又對後鏡，紅花與容顏，交相輝映，剛穿上的綾羅裙</w:t>
-      </w:r>
-      <w:proofErr w:type="gramStart"/>
-      <w:r>
-        <w:rPr>
-          <w:rFonts w:hint="eastAsia"/>
-          <w:szCs w:val="28"/>
-        </w:rPr>
-        <w:t>襦</w:t>
-      </w:r>
-      <w:proofErr w:type="gramEnd"/>
-      <w:r>
-        <w:rPr>
-          <w:rFonts w:hint="eastAsia"/>
-          <w:szCs w:val="28"/>
-        </w:rPr>
-        <w:t>，繡著一雙雙的金鷓鴣。</w:t>
+        <w:t>在鏡前梳妝，花飾與容顏在</w:t>
+      </w:r>
+      <w:proofErr w:type="gramStart"/>
+      <w:r>
+        <w:t>前後鏡</w:t>
+      </w:r>
+      <w:proofErr w:type="gramEnd"/>
+      <w:r>
+        <w:t>中互相</w:t>
+      </w:r>
+      <w:r>
+        <w:rPr>
+          <w:b/>
+          <w:bCs/>
+        </w:rPr>
+        <w:t>映照</w:t>
+      </w:r>
+      <w:r>
+        <w:t>，更襯托出她的嬌美與幽怨。</w:t>
+      </w:r>
+      <w:r>
+        <w:rPr>
+          <w:rFonts w:hint="eastAsia"/>
+          <w:szCs w:val="28"/>
+        </w:rPr>
+        <w:t>穿上新縫製的繡花絲衣，衣服上繡著一對金色的鷓鴣鳥。</w:t>
       </w:r>
     </w:p>
     <w:p>
@@ -1381,8 +1354,9 @@
     </w:p>
     <w:p>
       <w:pPr>
-        <w:spacing w:after="0" w:line="400" w:lineRule="exact"/>
+        <w:spacing w:after="0" w:line="440" w:lineRule="exact"/>
         <w:ind w:left="-6" w:right="0" w:hanging="11"/>
+        <w:jc w:val="both"/>
         <w:rPr>
           <w:szCs w:val="28"/>
         </w:rPr>
@@ -1398,20 +1372,6 @@
         <w:rPr>
           <w:rFonts w:hint="eastAsia"/>
           <w:szCs w:val="28"/>
-        </w:rPr>
-        <w:t>這</w:t>
-      </w:r>
-      <w:r>
-        <w:rPr>
-          <w:rFonts w:hint="eastAsia"/>
-          <w:szCs w:val="28"/>
-        </w:rPr>
-        <w:t>是</w:t>
-      </w:r>
-      <w:r>
-        <w:rPr>
-          <w:rFonts w:hint="eastAsia"/>
-          <w:szCs w:val="28"/>
           <w:u w:val="single"/>
         </w:rPr>
         <w:t>溫庭筠</w:t>
@@ -1421,23 +1381,120 @@
           <w:rFonts w:hint="eastAsia"/>
           <w:szCs w:val="28"/>
         </w:rPr>
-        <w:t>的一篇</w:t>
-      </w:r>
-      <w:proofErr w:type="gramStart"/>
-      <w:r>
-        <w:rPr>
-          <w:rFonts w:hint="eastAsia"/>
-          <w:szCs w:val="28"/>
-        </w:rPr>
-        <w:t>代表詞作</w:t>
-      </w:r>
-      <w:proofErr w:type="gramEnd"/>
-      <w:r>
-        <w:rPr>
-          <w:rFonts w:hint="eastAsia"/>
-          <w:szCs w:val="28"/>
-        </w:rPr>
-        <w:t>，它通過描寫女子起床的姿態情態，通過一些巧妙的手法，含蓄</w:t>
+        <w:t>的《菩薩蠻》共有四首，</w:t>
+      </w:r>
+      <w:proofErr w:type="gramStart"/>
+      <w:r>
+        <w:rPr>
+          <w:rFonts w:hint="eastAsia"/>
+          <w:szCs w:val="28"/>
+        </w:rPr>
+        <w:t>此詞為</w:t>
+      </w:r>
+      <w:proofErr w:type="gramEnd"/>
+      <w:r>
+        <w:rPr>
+          <w:rFonts w:hint="eastAsia"/>
+          <w:szCs w:val="28"/>
+        </w:rPr>
+        <w:t>其首篇，亦是「花</w:t>
+      </w:r>
+      <w:proofErr w:type="gramStart"/>
+      <w:r>
+        <w:rPr>
+          <w:rFonts w:hint="eastAsia"/>
+          <w:szCs w:val="28"/>
+        </w:rPr>
+        <w:t>間派」詞風</w:t>
+      </w:r>
+      <w:proofErr w:type="gramEnd"/>
+      <w:r>
+        <w:rPr>
+          <w:rFonts w:hint="eastAsia"/>
+          <w:szCs w:val="28"/>
+        </w:rPr>
+        <w:t>的典範之作。</w:t>
+      </w:r>
+      <w:proofErr w:type="gramStart"/>
+      <w:r>
+        <w:rPr>
+          <w:rFonts w:hint="eastAsia"/>
+          <w:szCs w:val="28"/>
+        </w:rPr>
+        <w:t>全詞以</w:t>
+      </w:r>
+      <w:proofErr w:type="gramEnd"/>
+      <w:r>
+        <w:rPr>
+          <w:rFonts w:hint="eastAsia"/>
+          <w:szCs w:val="28"/>
+        </w:rPr>
+        <w:t>細膩的筆觸，描繪了一位深閨女子晨起梳妝的過程，將奢華的物象與深</w:t>
+      </w:r>
+      <w:proofErr w:type="gramStart"/>
+      <w:r>
+        <w:rPr>
+          <w:rFonts w:hint="eastAsia"/>
+          <w:szCs w:val="28"/>
+        </w:rPr>
+        <w:t>沉</w:t>
+      </w:r>
+      <w:proofErr w:type="gramEnd"/>
+      <w:r>
+        <w:rPr>
+          <w:rFonts w:hint="eastAsia"/>
+          <w:szCs w:val="28"/>
+        </w:rPr>
+        <w:t>的孤寂交織，展現了極高的藝術感染力。</w:t>
+      </w:r>
+    </w:p>
+    <w:p>
+      <w:pPr>
+        <w:spacing w:after="0" w:line="440" w:lineRule="exact"/>
+        <w:ind w:left="-6" w:right="0" w:hanging="11"/>
+        <w:jc w:val="both"/>
+        <w:rPr>
+          <w:szCs w:val="28"/>
+        </w:rPr>
+      </w:pPr>
+      <w:r>
+        <w:rPr>
+          <w:rFonts w:hint="eastAsia"/>
+          <w:szCs w:val="28"/>
+        </w:rPr>
+        <w:t xml:space="preserve">    </w:t>
+      </w:r>
+      <w:proofErr w:type="gramStart"/>
+      <w:r>
+        <w:rPr>
+          <w:rFonts w:hint="eastAsia"/>
+          <w:szCs w:val="28"/>
+        </w:rPr>
+        <w:t>詞作開篇</w:t>
+      </w:r>
+      <w:proofErr w:type="gramEnd"/>
+      <w:r>
+        <w:rPr>
+          <w:rFonts w:hint="eastAsia"/>
+          <w:szCs w:val="28"/>
+        </w:rPr>
+        <w:t>以「小山重疊金明滅，</w:t>
+      </w:r>
+      <w:proofErr w:type="gramStart"/>
+      <w:r>
+        <w:rPr>
+          <w:rFonts w:hint="eastAsia"/>
+          <w:szCs w:val="28"/>
+        </w:rPr>
+        <w:t>鬢雲欲度香腮雪</w:t>
+      </w:r>
+      <w:proofErr w:type="gramEnd"/>
+      <w:r>
+        <w:rPr>
+          <w:rFonts w:hint="eastAsia"/>
+          <w:szCs w:val="28"/>
+        </w:rPr>
+        <w:t>」二句，</w:t>
       </w:r>
       <w:r>
         <w:rPr>
@@ -1446,27 +1503,325 @@
           <w:bCs/>
           <w:szCs w:val="28"/>
         </w:rPr>
-        <w:t>雋永</w:t>
-      </w:r>
-      <w:r>
-        <w:rPr>
-          <w:rFonts w:hint="eastAsia"/>
-          <w:szCs w:val="28"/>
-        </w:rPr>
-        <w:t>的</w:t>
-      </w:r>
-      <w:r>
-        <w:rPr>
-          <w:rFonts w:hint="eastAsia"/>
-          <w:szCs w:val="28"/>
-        </w:rPr>
-        <w:t>寫出了女子空虛寂寞的內心世界。</w:t>
+        <w:t>寥寥</w:t>
+      </w:r>
+      <w:proofErr w:type="gramStart"/>
+      <w:r>
+        <w:rPr>
+          <w:rFonts w:hint="eastAsia"/>
+          <w:szCs w:val="28"/>
+        </w:rPr>
+        <w:t>數筆便</w:t>
+      </w:r>
+      <w:r>
+        <w:rPr>
+          <w:rFonts w:hint="eastAsia"/>
+          <w:b/>
+          <w:bCs/>
+          <w:szCs w:val="28"/>
+        </w:rPr>
+        <w:t>勾勒</w:t>
+      </w:r>
+      <w:proofErr w:type="gramEnd"/>
+      <w:r>
+        <w:rPr>
+          <w:rFonts w:hint="eastAsia"/>
+          <w:szCs w:val="28"/>
+        </w:rPr>
+        <w:t>出一幅極具視覺張力的</w:t>
+      </w:r>
+      <w:proofErr w:type="gramStart"/>
+      <w:r>
+        <w:rPr>
+          <w:rFonts w:hint="eastAsia"/>
+          <w:szCs w:val="28"/>
+        </w:rPr>
+        <w:t>富麗晨景</w:t>
+      </w:r>
+      <w:proofErr w:type="gramEnd"/>
+      <w:r>
+        <w:rPr>
+          <w:rFonts w:hint="eastAsia"/>
+          <w:szCs w:val="28"/>
+        </w:rPr>
+        <w:t>。畫屏上重疊的</w:t>
+      </w:r>
+      <w:proofErr w:type="gramStart"/>
+      <w:r>
+        <w:rPr>
+          <w:rFonts w:hint="eastAsia"/>
+          <w:szCs w:val="28"/>
+        </w:rPr>
+        <w:t>山水紋樣</w:t>
+      </w:r>
+      <w:proofErr w:type="gramEnd"/>
+      <w:r>
+        <w:rPr>
+          <w:rFonts w:hint="eastAsia"/>
+          <w:szCs w:val="28"/>
+        </w:rPr>
+        <w:t>，</w:t>
+      </w:r>
+      <w:r>
+        <w:rPr>
+          <w:rFonts w:hint="eastAsia"/>
+          <w:b/>
+          <w:bCs/>
+          <w:szCs w:val="28"/>
+        </w:rPr>
+        <w:t>抑或</w:t>
+      </w:r>
+      <w:r>
+        <w:rPr>
+          <w:rFonts w:hint="eastAsia"/>
+          <w:szCs w:val="28"/>
+        </w:rPr>
+        <w:t>是女子額上微微隆起的</w:t>
+      </w:r>
+      <w:proofErr w:type="gramStart"/>
+      <w:r>
+        <w:rPr>
+          <w:rFonts w:hint="eastAsia"/>
+          <w:szCs w:val="28"/>
+        </w:rPr>
+        <w:lastRenderedPageBreak/>
+        <w:t>眉黛，</w:t>
+      </w:r>
+      <w:proofErr w:type="gramEnd"/>
+      <w:r>
+        <w:rPr>
+          <w:rFonts w:hint="eastAsia"/>
+          <w:szCs w:val="28"/>
+        </w:rPr>
+        <w:t>皆在此處化為「小山」的隱喻，無論意指何者，都在無形中暗示了閨閣空間的幽閉與</w:t>
+      </w:r>
+      <w:r>
+        <w:rPr>
+          <w:rFonts w:hint="eastAsia"/>
+          <w:b/>
+          <w:bCs/>
+          <w:szCs w:val="28"/>
+        </w:rPr>
+        <w:t>深邃</w:t>
+      </w:r>
+      <w:r>
+        <w:rPr>
+          <w:rFonts w:hint="eastAsia"/>
+          <w:szCs w:val="28"/>
+        </w:rPr>
+        <w:t>。此時，晨曦初露，透過</w:t>
+      </w:r>
+      <w:proofErr w:type="gramStart"/>
+      <w:r>
+        <w:rPr>
+          <w:rFonts w:hint="eastAsia"/>
+          <w:szCs w:val="28"/>
+        </w:rPr>
+        <w:t>簾幔的縫隙</w:t>
+      </w:r>
+      <w:proofErr w:type="gramEnd"/>
+      <w:r>
+        <w:rPr>
+          <w:rFonts w:hint="eastAsia"/>
+          <w:szCs w:val="28"/>
+        </w:rPr>
+        <w:t>灑落</w:t>
+      </w:r>
+      <w:proofErr w:type="gramStart"/>
+      <w:r>
+        <w:rPr>
+          <w:rFonts w:hint="eastAsia"/>
+          <w:szCs w:val="28"/>
+        </w:rPr>
+        <w:t>在金泥裝飾</w:t>
+      </w:r>
+      <w:proofErr w:type="gramEnd"/>
+      <w:r>
+        <w:rPr>
+          <w:rFonts w:hint="eastAsia"/>
+          <w:szCs w:val="28"/>
+        </w:rPr>
+        <w:t>的屏風或</w:t>
+      </w:r>
+      <w:proofErr w:type="gramStart"/>
+      <w:r>
+        <w:rPr>
+          <w:rFonts w:hint="eastAsia"/>
+          <w:szCs w:val="28"/>
+        </w:rPr>
+        <w:t>女子鬢邊的</w:t>
+      </w:r>
+      <w:proofErr w:type="gramEnd"/>
+      <w:r>
+        <w:rPr>
+          <w:rFonts w:hint="eastAsia"/>
+          <w:szCs w:val="28"/>
+        </w:rPr>
+        <w:t>金釵上，光影搖曳間「金明滅」地閃爍著，瞬間營造出迷離而朦朧的氛圍。在這一</w:t>
+      </w:r>
+      <w:proofErr w:type="gramStart"/>
+      <w:r>
+        <w:rPr>
+          <w:rFonts w:hint="eastAsia"/>
+          <w:szCs w:val="28"/>
+        </w:rPr>
+        <w:t>片</w:t>
+      </w:r>
+      <w:r>
+        <w:rPr>
+          <w:rFonts w:hint="eastAsia"/>
+          <w:b/>
+          <w:bCs/>
+          <w:szCs w:val="28"/>
+        </w:rPr>
+        <w:t>流光溢彩</w:t>
+      </w:r>
+      <w:r>
+        <w:rPr>
+          <w:rFonts w:hint="eastAsia"/>
+          <w:szCs w:val="28"/>
+        </w:rPr>
+        <w:t>中</w:t>
+      </w:r>
+      <w:proofErr w:type="gramEnd"/>
+      <w:r>
+        <w:rPr>
+          <w:rFonts w:hint="eastAsia"/>
+          <w:szCs w:val="28"/>
+        </w:rPr>
+        <w:t>，女子的容顏</w:t>
+      </w:r>
+      <w:proofErr w:type="gramStart"/>
+      <w:r>
+        <w:rPr>
+          <w:rFonts w:hint="eastAsia"/>
+          <w:szCs w:val="28"/>
+        </w:rPr>
+        <w:t>更顯嬌俏</w:t>
+      </w:r>
+      <w:proofErr w:type="gramEnd"/>
+      <w:r>
+        <w:rPr>
+          <w:rFonts w:hint="eastAsia"/>
+          <w:szCs w:val="28"/>
+        </w:rPr>
+        <w:t>：那如烏雲般蓬鬆的「</w:t>
+      </w:r>
+      <w:proofErr w:type="gramStart"/>
+      <w:r>
+        <w:rPr>
+          <w:rFonts w:hint="eastAsia"/>
+          <w:szCs w:val="28"/>
+        </w:rPr>
+        <w:t>鬢雲</w:t>
+      </w:r>
+      <w:proofErr w:type="gramEnd"/>
+      <w:r>
+        <w:rPr>
+          <w:rFonts w:hint="eastAsia"/>
+          <w:szCs w:val="28"/>
+        </w:rPr>
+        <w:t>」，</w:t>
+      </w:r>
+      <w:proofErr w:type="gramStart"/>
+      <w:r>
+        <w:rPr>
+          <w:rFonts w:hint="eastAsia"/>
+          <w:szCs w:val="28"/>
+        </w:rPr>
+        <w:t>與如白雪般</w:t>
+      </w:r>
+      <w:r>
+        <w:rPr>
+          <w:rFonts w:hint="eastAsia"/>
+          <w:b/>
+          <w:bCs/>
+          <w:szCs w:val="28"/>
+        </w:rPr>
+        <w:t>瑩</w:t>
+      </w:r>
+      <w:proofErr w:type="gramEnd"/>
+      <w:r>
+        <w:rPr>
+          <w:rFonts w:hint="eastAsia"/>
+          <w:b/>
+          <w:bCs/>
+          <w:szCs w:val="28"/>
+        </w:rPr>
+        <w:t>潤</w:t>
+      </w:r>
+      <w:r>
+        <w:rPr>
+          <w:rFonts w:hint="eastAsia"/>
+          <w:szCs w:val="28"/>
+        </w:rPr>
+        <w:t>的「香腮」交相輝映，黑白分明的色彩對比，不僅精</w:t>
+      </w:r>
+      <w:proofErr w:type="gramStart"/>
+      <w:r>
+        <w:rPr>
+          <w:rFonts w:hint="eastAsia"/>
+          <w:szCs w:val="28"/>
+        </w:rPr>
+        <w:t>準</w:t>
+      </w:r>
+      <w:proofErr w:type="gramEnd"/>
+      <w:r>
+        <w:rPr>
+          <w:rFonts w:hint="eastAsia"/>
+          <w:szCs w:val="28"/>
+        </w:rPr>
+        <w:t>地傳達了女子的嬌豔動人，更完美體現了花</w:t>
+      </w:r>
+      <w:proofErr w:type="gramStart"/>
+      <w:r>
+        <w:rPr>
+          <w:rFonts w:hint="eastAsia"/>
+          <w:szCs w:val="28"/>
+        </w:rPr>
+        <w:t>間詞派「艷</w:t>
+      </w:r>
+      <w:proofErr w:type="gramEnd"/>
+      <w:r>
+        <w:rPr>
+          <w:rFonts w:hint="eastAsia"/>
+          <w:szCs w:val="28"/>
+        </w:rPr>
+        <w:t>而不俗、濃麗</w:t>
+      </w:r>
+      <w:proofErr w:type="gramStart"/>
+      <w:r>
+        <w:rPr>
+          <w:rFonts w:hint="eastAsia"/>
+          <w:b/>
+          <w:bCs/>
+          <w:szCs w:val="28"/>
+        </w:rPr>
+        <w:t>穠</w:t>
+      </w:r>
+      <w:proofErr w:type="gramEnd"/>
+      <w:r>
+        <w:rPr>
+          <w:rFonts w:hint="eastAsia"/>
+          <w:b/>
+          <w:bCs/>
+          <w:szCs w:val="28"/>
+        </w:rPr>
+        <w:t>華</w:t>
+      </w:r>
+      <w:r>
+        <w:rPr>
+          <w:rFonts w:hint="eastAsia"/>
+          <w:szCs w:val="28"/>
+        </w:rPr>
+        <w:t>」的獨特美學。</w:t>
       </w:r>
     </w:p>
     <w:p>
       <w:pPr>
-        <w:spacing w:after="0" w:line="400" w:lineRule="exact"/>
+        <w:spacing w:after="0" w:line="440" w:lineRule="exact"/>
         <w:ind w:left="-6" w:right="0" w:hanging="11"/>
+        <w:jc w:val="both"/>
         <w:rPr>
           <w:szCs w:val="28"/>
         </w:rPr>
@@ -1483,39 +1838,7 @@
           <w:rFonts w:hint="eastAsia"/>
           <w:szCs w:val="28"/>
         </w:rPr>
-        <w:t>這首詞</w:t>
-      </w:r>
-      <w:proofErr w:type="gramStart"/>
-      <w:r>
-        <w:rPr>
-          <w:rFonts w:hint="eastAsia"/>
-          <w:szCs w:val="28"/>
-        </w:rPr>
-        <w:t>上闕以首句</w:t>
-      </w:r>
-      <w:proofErr w:type="gramEnd"/>
-      <w:r>
-        <w:rPr>
-          <w:rFonts w:hint="eastAsia"/>
-          <w:szCs w:val="28"/>
-        </w:rPr>
-        <w:t>「小山重疊金明滅」開啟，一開始，闖入眼</w:t>
-      </w:r>
-      <w:proofErr w:type="gramStart"/>
-      <w:r>
-        <w:rPr>
-          <w:rFonts w:hint="eastAsia"/>
-          <w:szCs w:val="28"/>
-        </w:rPr>
-        <w:t>帘</w:t>
-      </w:r>
-      <w:proofErr w:type="gramEnd"/>
-      <w:r>
-        <w:rPr>
-          <w:rFonts w:hint="eastAsia"/>
-          <w:szCs w:val="28"/>
-        </w:rPr>
-        <w:t>這幾個字其實是</w:t>
+        <w:t>詞的</w:t>
       </w:r>
       <w:r>
         <w:rPr>
@@ -1524,52 +1847,114 @@
           <w:bCs/>
           <w:szCs w:val="28"/>
         </w:rPr>
-        <w:t>晦澀</w:t>
-      </w:r>
-      <w:r>
-        <w:rPr>
-          <w:rFonts w:hint="eastAsia"/>
-          <w:szCs w:val="28"/>
-        </w:rPr>
-        <w:t>難解的對此，對此，歷代詞選家、文學家們也是各有各的說法。而其中有兩種說法最具爭議。一是覺得此句是在寫室內屏風，二是</w:t>
-      </w:r>
-      <w:proofErr w:type="gramStart"/>
-      <w:r>
-        <w:rPr>
-          <w:rFonts w:hint="eastAsia"/>
-          <w:szCs w:val="28"/>
-        </w:rPr>
-        <w:t>覺得這寫的</w:t>
-      </w:r>
-      <w:proofErr w:type="gramEnd"/>
-      <w:r>
-        <w:rPr>
-          <w:rFonts w:hint="eastAsia"/>
-          <w:szCs w:val="28"/>
-        </w:rPr>
-        <w:t>是當時非常流行的女子的小山眉。個人呢，更傾向於</w:t>
-      </w:r>
-      <w:proofErr w:type="gramStart"/>
-      <w:r>
-        <w:rPr>
-          <w:rFonts w:hint="eastAsia"/>
-          <w:szCs w:val="28"/>
-        </w:rPr>
-        <w:t>這句詞是</w:t>
-      </w:r>
-      <w:proofErr w:type="gramEnd"/>
-      <w:r>
-        <w:rPr>
-          <w:rFonts w:hint="eastAsia"/>
-          <w:szCs w:val="28"/>
-        </w:rPr>
-        <w:t>寫女子小山眉的說法。</w:t>
+        <w:t>精髓</w:t>
+      </w:r>
+      <w:r>
+        <w:rPr>
+          <w:rFonts w:hint="eastAsia"/>
+          <w:szCs w:val="28"/>
+        </w:rPr>
+        <w:t>在於「</w:t>
+      </w:r>
+      <w:proofErr w:type="gramStart"/>
+      <w:r>
+        <w:rPr>
+          <w:rFonts w:hint="eastAsia"/>
+          <w:szCs w:val="28"/>
+        </w:rPr>
+        <w:t>懶起畫</w:t>
+      </w:r>
+      <w:proofErr w:type="gramEnd"/>
+      <w:r>
+        <w:rPr>
+          <w:rFonts w:hint="eastAsia"/>
+          <w:szCs w:val="28"/>
+        </w:rPr>
+        <w:t>蛾眉，</w:t>
+      </w:r>
+      <w:proofErr w:type="gramStart"/>
+      <w:r>
+        <w:rPr>
+          <w:rFonts w:hint="eastAsia"/>
+          <w:szCs w:val="28"/>
+        </w:rPr>
+        <w:t>弄妝梳洗</w:t>
+      </w:r>
+      <w:proofErr w:type="gramEnd"/>
+      <w:r>
+        <w:rPr>
+          <w:rFonts w:hint="eastAsia"/>
+          <w:szCs w:val="28"/>
+        </w:rPr>
+        <w:t>遲」。這兩句寫的並非動作，而是心理狀態。為何「懶」？為何「遲」？在</w:t>
+      </w:r>
+      <w:proofErr w:type="gramStart"/>
+      <w:r>
+        <w:rPr>
+          <w:rFonts w:hint="eastAsia"/>
+          <w:szCs w:val="28"/>
+        </w:rPr>
+        <w:t>深宮或閨閣</w:t>
+      </w:r>
+      <w:proofErr w:type="gramEnd"/>
+      <w:r>
+        <w:rPr>
+          <w:rFonts w:hint="eastAsia"/>
+          <w:szCs w:val="28"/>
+        </w:rPr>
+        <w:t>之中，即便擁有</w:t>
+      </w:r>
+      <w:r>
+        <w:rPr>
+          <w:rFonts w:hint="eastAsia"/>
+          <w:b/>
+          <w:bCs/>
+          <w:szCs w:val="28"/>
+        </w:rPr>
+        <w:t>錦衣玉食</w:t>
+      </w:r>
+      <w:r>
+        <w:rPr>
+          <w:rFonts w:hint="eastAsia"/>
+          <w:szCs w:val="28"/>
+        </w:rPr>
+        <w:t>與</w:t>
+      </w:r>
+      <w:proofErr w:type="gramStart"/>
+      <w:r>
+        <w:rPr>
+          <w:rFonts w:hint="eastAsia"/>
+          <w:szCs w:val="28"/>
+        </w:rPr>
+        <w:t>精緻妝</w:t>
+      </w:r>
+      <w:proofErr w:type="gramEnd"/>
+      <w:r>
+        <w:rPr>
+          <w:rFonts w:hint="eastAsia"/>
+          <w:szCs w:val="28"/>
+        </w:rPr>
+        <w:t>容</w:t>
+      </w:r>
+      <w:r>
+        <w:rPr>
+          <w:szCs w:val="28"/>
+        </w:rPr>
+        <w:br/>
+      </w:r>
+      <w:r>
+        <w:rPr>
+          <w:rFonts w:hint="eastAsia"/>
+          <w:szCs w:val="28"/>
+        </w:rPr>
+        <w:t>，卻無心儀之人欣賞，這種「裝飾」便失去了意義。</w:t>
       </w:r>
     </w:p>
     <w:p>
       <w:pPr>
-        <w:spacing w:after="0" w:line="400" w:lineRule="exact"/>
+        <w:spacing w:after="0" w:line="440" w:lineRule="exact"/>
         <w:ind w:left="-6" w:right="0" w:hanging="11"/>
+        <w:jc w:val="both"/>
         <w:rPr>
           <w:szCs w:val="28"/>
         </w:rPr>
@@ -1586,94 +1971,55 @@
           <w:rFonts w:hint="eastAsia"/>
           <w:szCs w:val="28"/>
         </w:rPr>
-        <w:t>這</w:t>
-      </w:r>
-      <w:proofErr w:type="gramStart"/>
-      <w:r>
-        <w:rPr>
-          <w:rFonts w:hint="eastAsia"/>
-          <w:szCs w:val="28"/>
-        </w:rPr>
-        <w:t>句詞寫</w:t>
-      </w:r>
-      <w:proofErr w:type="gramEnd"/>
-      <w:r>
-        <w:rPr>
-          <w:rFonts w:hint="eastAsia"/>
-          <w:szCs w:val="28"/>
-        </w:rPr>
-        <w:t>的其實是很</w:t>
-      </w:r>
-      <w:proofErr w:type="gramStart"/>
-      <w:r>
-        <w:rPr>
-          <w:rFonts w:hint="eastAsia"/>
-          <w:szCs w:val="28"/>
-        </w:rPr>
-        <w:t>淒</w:t>
-      </w:r>
-      <w:proofErr w:type="gramEnd"/>
-      <w:r>
-        <w:rPr>
-          <w:rFonts w:hint="eastAsia"/>
-          <w:szCs w:val="28"/>
-        </w:rPr>
-        <w:t>美</w:t>
-      </w:r>
-      <w:r>
-        <w:rPr>
-          <w:rFonts w:hint="eastAsia"/>
-          <w:szCs w:val="28"/>
-        </w:rPr>
-        <w:t>的，想想看，一位美人出現在銅鏡前，由於還</w:t>
-      </w:r>
-      <w:proofErr w:type="gramStart"/>
-      <w:r>
-        <w:rPr>
-          <w:rFonts w:hint="eastAsia"/>
-          <w:szCs w:val="28"/>
-        </w:rPr>
-        <w:t>沒有弄妝梳洗</w:t>
-      </w:r>
-      <w:proofErr w:type="gramEnd"/>
-      <w:r>
-        <w:rPr>
-          <w:rFonts w:hint="eastAsia"/>
-          <w:szCs w:val="28"/>
-        </w:rPr>
-        <w:t>，她頭</w:t>
-      </w:r>
-      <w:proofErr w:type="gramStart"/>
-      <w:r>
-        <w:rPr>
-          <w:rFonts w:hint="eastAsia"/>
-          <w:szCs w:val="28"/>
-        </w:rPr>
-        <w:t>上插戴的</w:t>
-      </w:r>
-      <w:proofErr w:type="gramEnd"/>
-      <w:r>
-        <w:rPr>
-          <w:rFonts w:hint="eastAsia"/>
-          <w:szCs w:val="28"/>
-        </w:rPr>
-        <w:t>飾金小梳子重疊閃爍，額上塗成梅花圖案的額黃因為有所脫落而或明或暗。</w:t>
+        <w:t>這種遲緩的動作，精</w:t>
+      </w:r>
+      <w:proofErr w:type="gramStart"/>
+      <w:r>
+        <w:rPr>
+          <w:rFonts w:hint="eastAsia"/>
+          <w:szCs w:val="28"/>
+        </w:rPr>
+        <w:t>準</w:t>
+      </w:r>
+      <w:proofErr w:type="gramEnd"/>
+      <w:r>
+        <w:rPr>
+          <w:rFonts w:hint="eastAsia"/>
+          <w:szCs w:val="28"/>
+        </w:rPr>
+        <w:t>地傳達出女子對生活</w:t>
+      </w:r>
+      <w:r>
+        <w:rPr>
+          <w:rFonts w:hint="eastAsia"/>
+          <w:b/>
+          <w:bCs/>
+          <w:szCs w:val="28"/>
+        </w:rPr>
+        <w:t>百無聊賴</w:t>
+      </w:r>
+      <w:r>
+        <w:rPr>
+          <w:rFonts w:hint="eastAsia"/>
+          <w:szCs w:val="28"/>
+        </w:rPr>
+        <w:t>、對未來感到茫然的深層心理。美麗成為了一種負擔，梳妝的過程反而成了與時間消磨的無奈手段。</w:t>
       </w:r>
     </w:p>
     <w:p>
       <w:pPr>
-        <w:spacing w:after="0" w:line="400" w:lineRule="exact"/>
+        <w:spacing w:after="0" w:line="440" w:lineRule="exact"/>
         <w:ind w:left="-6" w:right="0" w:hanging="11"/>
-        <w:rPr>
-          <w:szCs w:val="28"/>
-        </w:rPr>
-      </w:pPr>
-      <w:r>
-        <w:rPr>
-          <w:rFonts w:hint="eastAsia"/>
-          <w:szCs w:val="28"/>
-        </w:rPr>
-        <w:lastRenderedPageBreak/>
+        <w:jc w:val="both"/>
+        <w:rPr>
+          <w:szCs w:val="28"/>
+        </w:rPr>
+      </w:pPr>
+      <w:r>
+        <w:rPr>
+          <w:rFonts w:hint="eastAsia"/>
+          <w:szCs w:val="28"/>
+        </w:rPr>
         <w:t xml:space="preserve">    </w:t>
       </w:r>
       <w:r>
@@ -1681,7 +2027,127 @@
           <w:rFonts w:hint="eastAsia"/>
           <w:szCs w:val="28"/>
         </w:rPr>
-        <w:t>女子膚色如同雪一般白皙，那像烏雲一樣的鬢髮掠過她面龐，而女子卻</w:t>
+        <w:t>「</w:t>
+      </w:r>
+      <w:proofErr w:type="gramStart"/>
+      <w:r>
+        <w:rPr>
+          <w:rFonts w:hint="eastAsia"/>
+          <w:szCs w:val="28"/>
+        </w:rPr>
+        <w:t>照花前後鏡，花面</w:t>
+      </w:r>
+      <w:proofErr w:type="gramEnd"/>
+      <w:r>
+        <w:rPr>
+          <w:rFonts w:hint="eastAsia"/>
+          <w:szCs w:val="28"/>
+        </w:rPr>
+        <w:t>交相映」不僅是寫實，更是心理投射。鏡中花影與容顏交錯，看似自賞，實則是在空蕩的環境中尋找回應。這種「花」與「面」</w:t>
+      </w:r>
+      <w:proofErr w:type="gramStart"/>
+      <w:r>
+        <w:rPr>
+          <w:rFonts w:hint="eastAsia"/>
+          <w:szCs w:val="28"/>
+        </w:rPr>
+        <w:t>的疊合</w:t>
+      </w:r>
+      <w:proofErr w:type="gramEnd"/>
+      <w:r>
+        <w:rPr>
+          <w:rFonts w:hint="eastAsia"/>
+          <w:szCs w:val="28"/>
+        </w:rPr>
+        <w:t>，加劇了環境的壓抑與自我的孤寂。</w:t>
+      </w:r>
+    </w:p>
+    <w:p>
+      <w:pPr>
+        <w:spacing w:after="0" w:line="440" w:lineRule="exact"/>
+        <w:ind w:left="-6" w:right="0" w:hanging="11"/>
+        <w:jc w:val="both"/>
+        <w:rPr>
+          <w:szCs w:val="28"/>
+        </w:rPr>
+      </w:pPr>
+      <w:r>
+        <w:rPr>
+          <w:rFonts w:hint="eastAsia"/>
+          <w:szCs w:val="28"/>
+        </w:rPr>
+        <w:t xml:space="preserve">    </w:t>
+      </w:r>
+      <w:r>
+        <w:rPr>
+          <w:rFonts w:hint="eastAsia"/>
+          <w:szCs w:val="28"/>
+        </w:rPr>
+        <w:t>詞的結尾「新帖繡羅</w:t>
+      </w:r>
+      <w:proofErr w:type="gramStart"/>
+      <w:r>
+        <w:rPr>
+          <w:rFonts w:hint="eastAsia"/>
+          <w:szCs w:val="28"/>
+        </w:rPr>
+        <w:t>襦</w:t>
+      </w:r>
+      <w:proofErr w:type="gramEnd"/>
+      <w:r>
+        <w:rPr>
+          <w:rFonts w:hint="eastAsia"/>
+          <w:szCs w:val="28"/>
+        </w:rPr>
+        <w:t>，雙雙金鷓鴣」無疑</w:t>
+      </w:r>
+      <w:proofErr w:type="gramStart"/>
+      <w:r>
+        <w:rPr>
+          <w:rFonts w:hint="eastAsia"/>
+          <w:szCs w:val="28"/>
+        </w:rPr>
+        <w:t>是全詞的</w:t>
+      </w:r>
+      <w:proofErr w:type="gramEnd"/>
+      <w:r>
+        <w:rPr>
+          <w:rFonts w:hint="eastAsia"/>
+          <w:szCs w:val="28"/>
+        </w:rPr>
+        <w:t>最為神來之筆。那「新帖」在羅</w:t>
+      </w:r>
+      <w:proofErr w:type="gramStart"/>
+      <w:r>
+        <w:rPr>
+          <w:rFonts w:hint="eastAsia"/>
+          <w:szCs w:val="28"/>
+        </w:rPr>
+        <w:t>襦</w:t>
+      </w:r>
+      <w:proofErr w:type="gramEnd"/>
+      <w:r>
+        <w:rPr>
+          <w:rFonts w:hint="eastAsia"/>
+          <w:szCs w:val="28"/>
+        </w:rPr>
+        <w:t>上的金絲綉片，閃耀著奪目的光彩，象徵著女子極其華美精緻的外在生活；然而，詞人卻在最繁華處落筆，巧妙地利用服飾上的圖案作了最深</w:t>
+      </w:r>
+      <w:proofErr w:type="gramStart"/>
+      <w:r>
+        <w:rPr>
+          <w:rFonts w:hint="eastAsia"/>
+          <w:szCs w:val="28"/>
+        </w:rPr>
+        <w:t>沉</w:t>
+      </w:r>
+      <w:proofErr w:type="gramEnd"/>
+      <w:r>
+        <w:rPr>
+          <w:rFonts w:hint="eastAsia"/>
+          <w:szCs w:val="28"/>
+        </w:rPr>
+        <w:t>的</w:t>
       </w:r>
       <w:r>
         <w:rPr>
@@ -1690,7 +2156,30 @@
           <w:bCs/>
           <w:szCs w:val="28"/>
         </w:rPr>
-        <w:t>懶</w:t>
+        <w:t>反襯</w:t>
+      </w:r>
+      <w:r>
+        <w:rPr>
+          <w:rFonts w:hint="eastAsia"/>
+          <w:szCs w:val="28"/>
+        </w:rPr>
+        <w:t>。</w:t>
+      </w:r>
+      <w:proofErr w:type="gramStart"/>
+      <w:r>
+        <w:rPr>
+          <w:rFonts w:hint="eastAsia"/>
+          <w:szCs w:val="28"/>
+        </w:rPr>
+        <w:t>繡品上</w:t>
+      </w:r>
+      <w:proofErr w:type="gramEnd"/>
+      <w:r>
+        <w:rPr>
+          <w:rFonts w:hint="eastAsia"/>
+          <w:szCs w:val="28"/>
+        </w:rPr>
+        <w:t>那成雙成對、</w:t>
       </w:r>
       <w:r>
         <w:rPr>
@@ -1699,52 +2188,112 @@
           <w:bCs/>
           <w:szCs w:val="28"/>
         </w:rPr>
-        <w:t>洋洋</w:t>
-      </w:r>
-      <w:r>
-        <w:rPr>
-          <w:rFonts w:hint="eastAsia"/>
-          <w:szCs w:val="28"/>
-        </w:rPr>
-        <w:t>的，沒有心思去描畫一下那已經</w:t>
-      </w:r>
-      <w:proofErr w:type="gramStart"/>
-      <w:r>
-        <w:rPr>
-          <w:rFonts w:hint="eastAsia"/>
-          <w:szCs w:val="28"/>
-        </w:rPr>
-        <w:t>有點殘了</w:t>
-      </w:r>
-      <w:proofErr w:type="gramEnd"/>
-      <w:r>
-        <w:rPr>
-          <w:rFonts w:hint="eastAsia"/>
-          <w:szCs w:val="28"/>
-        </w:rPr>
-        <w:t>的美，等到起身梳洗的時候</w:t>
-      </w:r>
-      <w:proofErr w:type="gramStart"/>
-      <w:r>
-        <w:rPr>
-          <w:rFonts w:hint="eastAsia"/>
-          <w:szCs w:val="28"/>
-        </w:rPr>
-        <w:t>已經很遲了</w:t>
-      </w:r>
-      <w:proofErr w:type="gramEnd"/>
-      <w:r>
-        <w:rPr>
-          <w:rFonts w:hint="eastAsia"/>
-          <w:szCs w:val="28"/>
-        </w:rPr>
-        <w:t>。</w:t>
+        <w:t>繾綣</w:t>
+      </w:r>
+      <w:r>
+        <w:rPr>
+          <w:rFonts w:hint="eastAsia"/>
+          <w:szCs w:val="28"/>
+        </w:rPr>
+        <w:t>依偎的金鷓鴣，與現實中形單影隻、孤寂無依的女子形成了</w:t>
+      </w:r>
+      <w:r>
+        <w:rPr>
+          <w:rFonts w:hint="eastAsia"/>
+          <w:b/>
+          <w:bCs/>
+          <w:szCs w:val="28"/>
+        </w:rPr>
+        <w:t>觸目驚心</w:t>
+      </w:r>
+      <w:r>
+        <w:rPr>
+          <w:rFonts w:hint="eastAsia"/>
+          <w:szCs w:val="28"/>
+        </w:rPr>
+        <w:t>的強烈對比。這種「以</w:t>
+      </w:r>
+      <w:proofErr w:type="gramStart"/>
+      <w:r>
+        <w:rPr>
+          <w:rFonts w:hint="eastAsia"/>
+          <w:szCs w:val="28"/>
+        </w:rPr>
+        <w:t>樂景寫哀</w:t>
+      </w:r>
+      <w:proofErr w:type="gramEnd"/>
+      <w:r>
+        <w:rPr>
+          <w:rFonts w:hint="eastAsia"/>
+          <w:szCs w:val="28"/>
+        </w:rPr>
+        <w:t>」的手法，不僅無限深化了深閨的孤獨主題</w:t>
+      </w:r>
+      <w:r>
+        <w:rPr>
+          <w:szCs w:val="28"/>
+        </w:rPr>
+        <w:br/>
+      </w:r>
+      <w:r>
+        <w:rPr>
+          <w:rFonts w:hint="eastAsia"/>
+          <w:szCs w:val="28"/>
+        </w:rPr>
+        <w:t>，更為全</w:t>
+      </w:r>
+      <w:proofErr w:type="gramStart"/>
+      <w:r>
+        <w:rPr>
+          <w:rFonts w:hint="eastAsia"/>
+          <w:szCs w:val="28"/>
+        </w:rPr>
+        <w:t>詞著</w:t>
+      </w:r>
+      <w:proofErr w:type="gramEnd"/>
+      <w:r>
+        <w:rPr>
+          <w:rFonts w:hint="eastAsia"/>
+          <w:szCs w:val="28"/>
+        </w:rPr>
+        <w:t>上一層</w:t>
+      </w:r>
+      <w:r>
+        <w:rPr>
+          <w:rFonts w:hint="eastAsia"/>
+          <w:b/>
+          <w:bCs/>
+          <w:szCs w:val="28"/>
+        </w:rPr>
+        <w:t>隱晦</w:t>
+      </w:r>
+      <w:r>
+        <w:rPr>
+          <w:rFonts w:hint="eastAsia"/>
+          <w:szCs w:val="28"/>
+        </w:rPr>
+        <w:t>而綿長的悲劇色彩</w:t>
+      </w:r>
+      <w:r>
+        <w:rPr>
+          <w:rFonts w:hint="eastAsia"/>
+          <w:szCs w:val="28"/>
+        </w:rPr>
+        <w:t>--</w:t>
+      </w:r>
+      <w:r>
+        <w:rPr>
+          <w:rFonts w:hint="eastAsia"/>
+          <w:szCs w:val="28"/>
+        </w:rPr>
+        <w:t>她所能擁有的，終究僅僅是華服物象上冰冷的「雙」，而非生命現實中溫熱的「伴」，留白處盡是無可奈何的淒涼。</w:t>
       </w:r>
     </w:p>
     <w:p>
       <w:pPr>
-        <w:spacing w:after="0" w:line="400" w:lineRule="exact"/>
+        <w:spacing w:after="0" w:line="440" w:lineRule="exact"/>
         <w:ind w:left="-6" w:right="0" w:hanging="11"/>
+        <w:jc w:val="both"/>
         <w:rPr>
           <w:szCs w:val="28"/>
         </w:rPr>
@@ -1758,493 +2307,61 @@
       </w:r>
       <w:r>
         <w:rPr>
-          <w:rFonts w:hint="eastAsia"/>
-          <w:szCs w:val="28"/>
-        </w:rPr>
-        <w:t>女子對鏡插花，這種情節在很多影視作品中都有，當然，大多數</w:t>
-      </w:r>
-      <w:proofErr w:type="gramStart"/>
-      <w:r>
-        <w:rPr>
-          <w:rFonts w:hint="eastAsia"/>
-          <w:szCs w:val="28"/>
-        </w:rPr>
-        <w:t>時候插的花</w:t>
-      </w:r>
-      <w:proofErr w:type="gramEnd"/>
-      <w:r>
-        <w:rPr>
-          <w:rFonts w:hint="eastAsia"/>
-          <w:szCs w:val="28"/>
-        </w:rPr>
-        <w:t>是</w:t>
-      </w:r>
-      <w:r>
-        <w:rPr>
-          <w:rFonts w:hint="eastAsia"/>
+          <w:u w:val="single"/>
+        </w:rPr>
+        <w:t>溫庭筠</w:t>
+      </w:r>
+      <w:r>
+        <w:t>以極度</w:t>
+      </w:r>
+      <w:r>
+        <w:rPr>
           <w:b/>
           <w:bCs/>
-          <w:szCs w:val="28"/>
-        </w:rPr>
-        <w:t>簪花</w:t>
-      </w:r>
-      <w:r>
-        <w:rPr>
-          <w:rFonts w:hint="eastAsia"/>
-          <w:szCs w:val="28"/>
-        </w:rPr>
-        <w:t>。你想像一下，一位美人兒，看到鏡子裡鏡子外都是花的美好倩影。這花想來</w:t>
-      </w:r>
-      <w:proofErr w:type="gramStart"/>
-      <w:r>
-        <w:rPr>
-          <w:rFonts w:hint="eastAsia"/>
-          <w:szCs w:val="28"/>
-        </w:rPr>
-        <w:t>既是說頭上</w:t>
-      </w:r>
-      <w:proofErr w:type="gramEnd"/>
-      <w:r>
-        <w:rPr>
-          <w:rFonts w:hint="eastAsia"/>
-          <w:szCs w:val="28"/>
-        </w:rPr>
-        <w:t>的花，也是說女子本身就是</w:t>
-      </w:r>
-      <w:proofErr w:type="gramStart"/>
-      <w:r>
-        <w:rPr>
-          <w:rFonts w:hint="eastAsia"/>
-          <w:szCs w:val="28"/>
-        </w:rPr>
-        <w:t>一朵花吧</w:t>
-      </w:r>
-      <w:proofErr w:type="gramEnd"/>
-      <w:r>
-        <w:rPr>
-          <w:rFonts w:hint="eastAsia"/>
-          <w:szCs w:val="28"/>
-        </w:rPr>
-        <w:t>！女子穿的是嶄新的</w:t>
-      </w:r>
-      <w:proofErr w:type="gramStart"/>
-      <w:r>
-        <w:rPr>
-          <w:rFonts w:hint="eastAsia"/>
-          <w:szCs w:val="28"/>
-        </w:rPr>
-        <w:t>綾羅短</w:t>
-      </w:r>
-      <w:proofErr w:type="gramEnd"/>
-      <w:r>
-        <w:rPr>
-          <w:rFonts w:hint="eastAsia"/>
-          <w:szCs w:val="28"/>
-        </w:rPr>
-        <w:t>衣，</w:t>
-      </w:r>
-      <w:proofErr w:type="gramStart"/>
-      <w:r>
-        <w:rPr>
-          <w:rFonts w:hint="eastAsia"/>
-          <w:szCs w:val="28"/>
-        </w:rPr>
-        <w:t>那貼繡</w:t>
-      </w:r>
-      <w:proofErr w:type="gramEnd"/>
-      <w:r>
-        <w:rPr>
-          <w:rFonts w:hint="eastAsia"/>
-          <w:szCs w:val="28"/>
-        </w:rPr>
-        <w:t>的</w:t>
-      </w:r>
-      <w:proofErr w:type="gramStart"/>
-      <w:r>
-        <w:rPr>
-          <w:rFonts w:hint="eastAsia"/>
-          <w:szCs w:val="28"/>
-        </w:rPr>
-        <w:t>鷓鴣似欲飛</w:t>
-      </w:r>
-      <w:proofErr w:type="gramEnd"/>
-      <w:r>
-        <w:rPr>
-          <w:rFonts w:hint="eastAsia"/>
-          <w:szCs w:val="28"/>
-        </w:rPr>
-        <w:t>動，成雙的繡出來的金線鷓鴣，更是使她的相思柔情愈發濃烈。</w:t>
+        </w:rPr>
+        <w:t>凝練</w:t>
+      </w:r>
+      <w:r>
+        <w:t>的語言，完成了「以</w:t>
+      </w:r>
+      <w:proofErr w:type="gramStart"/>
+      <w:r>
+        <w:t>色寫情</w:t>
+      </w:r>
+      <w:proofErr w:type="gramEnd"/>
+      <w:r>
+        <w:t>」的極致。這首詞之所以能流傳千古，不僅是因為它描繪了極致的美麗，更是因為那美麗背後所包裹的、無人訴說的深</w:t>
+      </w:r>
+      <w:proofErr w:type="gramStart"/>
+      <w:r>
+        <w:t>沉</w:t>
+      </w:r>
+      <w:proofErr w:type="gramEnd"/>
+      <w:r>
+        <w:t>哀愁。它不是單純的閨怨，而是一種對生命虛無感的敏銳捕捉，透過華麗的表象，直抵孤寂的靈魂深處。</w:t>
       </w:r>
     </w:p>
     <w:p>
       <w:pPr>
-        <w:spacing w:after="0" w:line="400" w:lineRule="exact"/>
+        <w:spacing w:beforeLines="50" w:before="120" w:after="0" w:line="440" w:lineRule="exact"/>
         <w:ind w:left="-6" w:right="0" w:hanging="11"/>
         <w:rPr>
-          <w:szCs w:val="28"/>
-        </w:rPr>
-      </w:pPr>
-      <w:r>
-        <w:rPr>
-          <w:rFonts w:hint="eastAsia"/>
-          <w:szCs w:val="28"/>
-        </w:rPr>
-        <w:t xml:space="preserve">    </w:t>
-      </w:r>
-      <w:r>
-        <w:rPr>
-          <w:rFonts w:hint="eastAsia"/>
-          <w:szCs w:val="28"/>
-        </w:rPr>
-        <w:t>這首詞大概</w:t>
-      </w:r>
-      <w:r>
-        <w:rPr>
-          <w:rFonts w:hint="eastAsia"/>
-          <w:szCs w:val="28"/>
-        </w:rPr>
-        <w:t>是</w:t>
-      </w:r>
-      <w:r>
-        <w:rPr>
-          <w:rFonts w:hint="eastAsia"/>
-          <w:szCs w:val="28"/>
-          <w:u w:val="single"/>
-        </w:rPr>
-        <w:t>溫庭筠</w:t>
-      </w:r>
-      <w:r>
-        <w:rPr>
-          <w:rFonts w:hint="eastAsia"/>
-          <w:szCs w:val="28"/>
-        </w:rPr>
-        <w:t>在大中後期</w:t>
-      </w:r>
-      <w:r>
-        <w:rPr>
-          <w:rFonts w:hint="eastAsia"/>
-          <w:szCs w:val="28"/>
-        </w:rPr>
-        <w:t>(</w:t>
-      </w:r>
-      <w:proofErr w:type="gramStart"/>
-      <w:r>
-        <w:rPr>
-          <w:rFonts w:hint="eastAsia"/>
-          <w:szCs w:val="28"/>
-          <w:u w:val="single"/>
-        </w:rPr>
-        <w:t>唐宣宗</w:t>
-      </w:r>
-      <w:proofErr w:type="gramEnd"/>
-      <w:r>
-        <w:rPr>
-          <w:rFonts w:hint="eastAsia"/>
-          <w:szCs w:val="28"/>
-        </w:rPr>
-        <w:t>時期</w:t>
-      </w:r>
-      <w:r>
-        <w:rPr>
-          <w:rFonts w:hint="eastAsia"/>
-          <w:szCs w:val="28"/>
-        </w:rPr>
-        <w:t>)</w:t>
-      </w:r>
-      <w:r>
-        <w:rPr>
-          <w:rFonts w:hint="eastAsia"/>
-          <w:szCs w:val="28"/>
-        </w:rPr>
-        <w:t>創作的。那個時候，</w:t>
-      </w:r>
-      <w:r>
-        <w:rPr>
-          <w:rFonts w:hint="eastAsia"/>
-          <w:szCs w:val="28"/>
-          <w:u w:val="single"/>
-        </w:rPr>
-        <w:t>溫庭筠</w:t>
-      </w:r>
-      <w:r>
-        <w:rPr>
-          <w:rFonts w:hint="eastAsia"/>
-          <w:szCs w:val="28"/>
-        </w:rPr>
-        <w:t>正當</w:t>
-      </w:r>
-      <w:bookmarkStart w:id="0" w:name="_Hlk155032543"/>
-      <w:r>
-        <w:rPr>
-          <w:rFonts w:hint="eastAsia"/>
-          <w:b/>
-          <w:bCs/>
-          <w:szCs w:val="28"/>
-        </w:rPr>
-        <w:t>落魄</w:t>
-      </w:r>
-      <w:bookmarkEnd w:id="0"/>
-      <w:r>
-        <w:rPr>
-          <w:rFonts w:hint="eastAsia"/>
-          <w:szCs w:val="28"/>
-        </w:rPr>
-        <w:t>。當時，正值</w:t>
-      </w:r>
-      <w:r>
-        <w:rPr>
-          <w:rFonts w:hint="eastAsia"/>
-          <w:szCs w:val="28"/>
-          <w:u w:val="single"/>
-        </w:rPr>
-        <w:t>溫庭筠</w:t>
-      </w:r>
-      <w:r>
-        <w:rPr>
-          <w:rFonts w:hint="eastAsia"/>
-          <w:szCs w:val="28"/>
-        </w:rPr>
-        <w:t>屢試</w:t>
-      </w:r>
-      <w:proofErr w:type="gramStart"/>
-      <w:r>
-        <w:rPr>
-          <w:rFonts w:hint="eastAsia"/>
-          <w:szCs w:val="28"/>
-        </w:rPr>
-        <w:t>不第</w:t>
-      </w:r>
-      <w:proofErr w:type="gramEnd"/>
-      <w:r>
-        <w:rPr>
-          <w:rFonts w:hint="eastAsia"/>
-          <w:szCs w:val="28"/>
-        </w:rPr>
-        <w:t>，他應該當時心中也的的確確有一些複雜的情緒。所以，認真閱讀這首《菩薩蠻•小山重疊金明滅》，寫的是非常精緻的，也正是這首詞寫出了一些閨中婦女思歸之情。</w:t>
-      </w:r>
+          <w:sz w:val="32"/>
+          <w:szCs w:val="32"/>
+          <w:bdr w:val="single" w:sz="4" w:space="0" w:color="auto"/>
+        </w:rPr>
+        <w:sectPr>
+          <w:footerReference w:type="default" r:id="rId12"/>
+          <w:pgSz w:w="11906" w:h="16838"/>
+          <w:pgMar w:top="567" w:right="851" w:bottom="567" w:left="851" w:header="510" w:footer="0" w:gutter="0"/>
+          <w:cols w:space="720"/>
+          <w:docGrid w:linePitch="381"/>
+        </w:sectPr>
+      </w:pPr>
     </w:p>
     <w:p>
       <w:pPr>
-        <w:spacing w:after="0" w:line="400" w:lineRule="exact"/>
-        <w:ind w:left="-6" w:right="0" w:hanging="11"/>
-        <w:rPr>
-          <w:szCs w:val="28"/>
-        </w:rPr>
-      </w:pPr>
-      <w:r>
-        <w:rPr>
-          <w:rFonts w:hint="eastAsia"/>
-          <w:szCs w:val="28"/>
-        </w:rPr>
-        <w:t xml:space="preserve">    </w:t>
-      </w:r>
-      <w:r>
-        <w:rPr>
-          <w:rFonts w:hint="eastAsia"/>
-          <w:szCs w:val="28"/>
-        </w:rPr>
-        <w:t>整首詞結構上採用了</w:t>
-      </w:r>
-      <w:r>
-        <w:rPr>
-          <w:rFonts w:hint="eastAsia"/>
-          <w:b/>
-          <w:bCs/>
-          <w:szCs w:val="28"/>
-        </w:rPr>
-        <w:t>直線</w:t>
-      </w:r>
-      <w:proofErr w:type="gramStart"/>
-      <w:r>
-        <w:rPr>
-          <w:rFonts w:hint="eastAsia"/>
-          <w:b/>
-          <w:bCs/>
-          <w:szCs w:val="28"/>
-        </w:rPr>
-        <w:t>型描敘</w:t>
-      </w:r>
-      <w:proofErr w:type="gramEnd"/>
-      <w:r>
-        <w:rPr>
-          <w:rFonts w:hint="eastAsia"/>
-          <w:szCs w:val="28"/>
-        </w:rPr>
-        <w:t>的方式來寫，非常</w:t>
-      </w:r>
-      <w:proofErr w:type="gramStart"/>
-      <w:r>
-        <w:rPr>
-          <w:rFonts w:hint="eastAsia"/>
-          <w:szCs w:val="28"/>
-        </w:rPr>
-        <w:t>清晰</w:t>
-      </w:r>
-      <w:r>
-        <w:rPr>
-          <w:rFonts w:hint="eastAsia"/>
-          <w:b/>
-          <w:bCs/>
-          <w:szCs w:val="28"/>
-        </w:rPr>
-        <w:t>明</w:t>
-      </w:r>
-      <w:proofErr w:type="gramEnd"/>
-      <w:r>
-        <w:rPr>
-          <w:rFonts w:hint="eastAsia"/>
-          <w:b/>
-          <w:bCs/>
-          <w:szCs w:val="28"/>
-        </w:rPr>
-        <w:t>了</w:t>
-      </w:r>
-      <w:r>
-        <w:rPr>
-          <w:rFonts w:hint="eastAsia"/>
-          <w:szCs w:val="28"/>
-        </w:rPr>
-        <w:t>。詞中並沒有直接寫有多</w:t>
-      </w:r>
-      <w:r>
-        <w:rPr>
-          <w:rFonts w:hint="eastAsia"/>
-          <w:b/>
-          <w:bCs/>
-          <w:szCs w:val="28"/>
-        </w:rPr>
-        <w:t>惆悵</w:t>
-      </w:r>
-      <w:r>
-        <w:rPr>
-          <w:rFonts w:hint="eastAsia"/>
-          <w:szCs w:val="28"/>
-        </w:rPr>
-        <w:t>，而是通過描寫主人公起床前前後後那一系列的動作、服飾，讀者透過這些也就明白了</w:t>
-      </w:r>
-      <w:proofErr w:type="gramStart"/>
-      <w:r>
-        <w:rPr>
-          <w:rFonts w:hint="eastAsia"/>
-          <w:szCs w:val="28"/>
-        </w:rPr>
-        <w:t>女子緣何發愁</w:t>
-      </w:r>
-      <w:proofErr w:type="gramEnd"/>
-      <w:r>
-        <w:rPr>
-          <w:rFonts w:hint="eastAsia"/>
-          <w:szCs w:val="28"/>
-        </w:rPr>
-        <w:t>。</w:t>
-      </w:r>
-    </w:p>
-    <w:p>
-      <w:pPr>
-        <w:spacing w:after="0" w:line="400" w:lineRule="exact"/>
-        <w:ind w:left="-6" w:right="0" w:hanging="11"/>
-        <w:rPr>
-          <w:rFonts w:hint="eastAsia"/>
-          <w:szCs w:val="28"/>
-        </w:rPr>
-      </w:pPr>
-      <w:r>
-        <w:rPr>
-          <w:rFonts w:hint="eastAsia"/>
-          <w:szCs w:val="28"/>
-        </w:rPr>
-        <w:t xml:space="preserve">    </w:t>
-      </w:r>
-      <w:r>
-        <w:rPr>
-          <w:rFonts w:hint="eastAsia"/>
-          <w:szCs w:val="28"/>
-        </w:rPr>
-        <w:t>而最後一句詞，想必是很多讀者非常喜歡的，從夫妻恩愛，轉到了寫兩隻鴛鴦，</w:t>
-      </w:r>
-      <w:proofErr w:type="gramStart"/>
-      <w:r>
-        <w:rPr>
-          <w:rFonts w:hint="eastAsia"/>
-          <w:szCs w:val="28"/>
-        </w:rPr>
-        <w:t>詠物襯情</w:t>
-      </w:r>
-      <w:proofErr w:type="gramEnd"/>
-      <w:r>
-        <w:rPr>
-          <w:rFonts w:hint="eastAsia"/>
-          <w:szCs w:val="28"/>
-        </w:rPr>
-        <w:t>，當真是讓人有了耳目一新的感覺。而且，這首詞</w:t>
-      </w:r>
-      <w:proofErr w:type="gramStart"/>
-      <w:r>
-        <w:rPr>
-          <w:rFonts w:hint="eastAsia"/>
-          <w:szCs w:val="28"/>
-        </w:rPr>
-        <w:t>通過仄韻和平</w:t>
-      </w:r>
-      <w:proofErr w:type="gramEnd"/>
-      <w:r>
-        <w:rPr>
-          <w:rFonts w:hint="eastAsia"/>
-          <w:szCs w:val="28"/>
-        </w:rPr>
-        <w:t>韻交錯變換的調式表現出了女子心思的難解。可以說，</w:t>
-      </w:r>
-      <w:r>
-        <w:rPr>
-          <w:rFonts w:hint="eastAsia"/>
-          <w:szCs w:val="28"/>
-          <w:u w:val="single"/>
-        </w:rPr>
-        <w:t>溫庭筠</w:t>
-      </w:r>
-      <w:r>
-        <w:rPr>
-          <w:rFonts w:hint="eastAsia"/>
-          <w:szCs w:val="28"/>
-        </w:rPr>
-        <w:t>寫詩一直都是非常高明的，明明是閨怨詞，卻能夠從中發掘出一些其他的思考。</w:t>
-      </w:r>
-    </w:p>
-    <w:p>
-      <w:pPr>
-        <w:spacing w:after="0" w:line="400" w:lineRule="exact"/>
-        <w:ind w:left="-6" w:right="0" w:hanging="11"/>
-        <w:rPr>
-          <w:szCs w:val="28"/>
-        </w:rPr>
-      </w:pPr>
-      <w:r>
-        <w:rPr>
-          <w:rFonts w:hint="eastAsia"/>
-          <w:szCs w:val="28"/>
-        </w:rPr>
-        <w:t>(資料來源：</w:t>
-      </w:r>
-      <w:hyperlink r:id="rId12" w:history="1">
-        <w:r>
-          <w:rPr>
-            <w:rStyle w:val="a7"/>
-            <w:szCs w:val="28"/>
-          </w:rPr>
-          <w:t>https://kknews.cc/other/o399yxp.html</w:t>
-        </w:r>
-      </w:hyperlink>
-      <w:r>
-        <w:rPr>
-          <w:rFonts w:hint="eastAsia"/>
-          <w:szCs w:val="28"/>
-        </w:rPr>
-        <w:t>)</w:t>
-      </w:r>
-    </w:p>
-    <w:p>
-      <w:pPr>
-        <w:spacing w:beforeLines="50" w:before="120" w:after="0" w:line="440" w:lineRule="exact"/>
+        <w:spacing w:after="0" w:line="440" w:lineRule="exact"/>
         <w:ind w:left="-6" w:right="0" w:hanging="11"/>
         <w:rPr>
           <w:b/>
@@ -2259,6 +2376,7 @@
           <w:szCs w:val="32"/>
           <w:bdr w:val="single" w:sz="4" w:space="0" w:color="auto"/>
         </w:rPr>
+        <w:lastRenderedPageBreak/>
         <w:t>補充</w:t>
       </w:r>
     </w:p>
@@ -2269,61 +2387,19 @@
           <w:ilvl w:val="0"/>
           <w:numId w:val="8"/>
         </w:numPr>
-        <w:spacing w:after="0" w:line="380" w:lineRule="exact"/>
+        <w:spacing w:after="0" w:line="420" w:lineRule="exact"/>
         <w:ind w:leftChars="0" w:left="284" w:right="0" w:hanging="284"/>
-        <w:rPr>
-          <w:szCs w:val="28"/>
-        </w:rPr>
-      </w:pPr>
-      <w:proofErr w:type="gramStart"/>
-      <w:r>
-        <w:rPr>
-          <w:rFonts w:hint="eastAsia"/>
-          <w:szCs w:val="28"/>
-        </w:rPr>
-        <w:t>雋</w:t>
-      </w:r>
-      <w:proofErr w:type="gramEnd"/>
-      <w:r>
-        <w:rPr>
-          <w:rFonts w:hint="eastAsia"/>
-          <w:szCs w:val="28"/>
-        </w:rPr>
-        <w:t>(</w:t>
-      </w:r>
-      <w:proofErr w:type="gramStart"/>
-      <w:r>
-        <w:rPr>
-          <w:rFonts w:hint="eastAsia"/>
-          <w:color w:val="FF0000"/>
-          <w:sz w:val="16"/>
-          <w:szCs w:val="16"/>
-        </w:rPr>
-        <w:t>ㄐㄩㄢ</w:t>
-      </w:r>
-      <w:r>
-        <w:rPr>
-          <w:rFonts w:hint="eastAsia"/>
-          <w:color w:val="FF0000"/>
-          <w:sz w:val="16"/>
-          <w:szCs w:val="16"/>
-        </w:rPr>
-        <w:t>ˋ</w:t>
-      </w:r>
-      <w:proofErr w:type="gramEnd"/>
-      <w:r>
-        <w:rPr>
-          <w:rFonts w:hint="eastAsia"/>
-          <w:szCs w:val="28"/>
-        </w:rPr>
-        <w:t>)</w:t>
-      </w:r>
-      <w:r>
-        <w:rPr>
-          <w:rFonts w:hint="eastAsia"/>
-          <w:szCs w:val="28"/>
-        </w:rPr>
-        <w:t>永</w:t>
+        <w:jc w:val="both"/>
+        <w:rPr>
+          <w:szCs w:val="28"/>
+        </w:rPr>
+      </w:pPr>
+      <w:r>
+        <w:rPr>
+          <w:rFonts w:hint="eastAsia"/>
+          <w:szCs w:val="28"/>
+        </w:rPr>
+        <w:t>拂過</w:t>
       </w:r>
       <w:r>
         <w:rPr>
@@ -2337,24 +2413,20 @@
           <w:rFonts w:hint="eastAsia"/>
           <w:szCs w:val="28"/>
         </w:rPr>
-        <w:t>意義深長而耐人尋味。</w:t>
-      </w:r>
-    </w:p>
-    <w:p>
-      <w:pPr>
-        <w:pStyle w:val="a9"/>
-        <w:spacing w:after="0" w:line="380" w:lineRule="exact"/>
-        <w:ind w:leftChars="0" w:right="0" w:firstLine="0"/>
-        <w:rPr>
-          <w:szCs w:val="28"/>
-        </w:rPr>
-      </w:pPr>
-      <w:r>
-        <w:rPr>
-          <w:rFonts w:hint="eastAsia"/>
-          <w:szCs w:val="28"/>
-        </w:rPr>
-        <w:t>【例】他的詩作頗負盛名，短詩尤以清新雋永見稱。</w:t>
+        <w:t>輕輕擦過、掠過。常用於描寫風、髮絲或指尖極其輕柔的觸覺，營造溫柔</w:t>
+      </w:r>
+      <w:r>
+        <w:rPr>
+          <w:szCs w:val="28"/>
+        </w:rPr>
+        <w:br/>
+      </w:r>
+      <w:r>
+        <w:rPr>
+          <w:rFonts w:hint="eastAsia"/>
+          <w:szCs w:val="28"/>
+        </w:rPr>
+        <w:t>、細細撩動的動態美感。</w:t>
       </w:r>
     </w:p>
     <w:p>
@@ -2364,18 +2436,19 @@
           <w:ilvl w:val="0"/>
           <w:numId w:val="8"/>
         </w:numPr>
-        <w:spacing w:after="0" w:line="380" w:lineRule="exact"/>
+        <w:spacing w:after="0" w:line="420" w:lineRule="exact"/>
         <w:ind w:leftChars="0" w:left="284" w:right="0" w:hanging="284"/>
-        <w:rPr>
-          <w:szCs w:val="28"/>
-        </w:rPr>
-      </w:pPr>
-      <w:r>
-        <w:rPr>
-          <w:rFonts w:hint="eastAsia"/>
-          <w:szCs w:val="28"/>
-        </w:rPr>
-        <w:t>晦澀</w:t>
+        <w:jc w:val="both"/>
+        <w:rPr>
+          <w:szCs w:val="28"/>
+        </w:rPr>
+      </w:pPr>
+      <w:r>
+        <w:rPr>
+          <w:rFonts w:hint="eastAsia"/>
+          <w:szCs w:val="28"/>
+        </w:rPr>
+        <w:t>映照</w:t>
       </w:r>
       <w:r>
         <w:rPr>
@@ -2389,23 +2462,23 @@
           <w:rFonts w:hint="eastAsia"/>
           <w:szCs w:val="28"/>
         </w:rPr>
-        <w:t>詩文、樂曲等含意隱晦</w:t>
-      </w:r>
-      <w:proofErr w:type="gramStart"/>
-      <w:r>
-        <w:rPr>
-          <w:rFonts w:hint="eastAsia"/>
-          <w:szCs w:val="28"/>
-        </w:rPr>
-        <w:t>不</w:t>
-      </w:r>
-      <w:proofErr w:type="gramEnd"/>
-      <w:r>
-        <w:rPr>
-          <w:rFonts w:hint="eastAsia"/>
-          <w:szCs w:val="28"/>
-        </w:rPr>
-        <w:t>易懂。</w:t>
+        <w:t>呼應照射、</w:t>
+      </w:r>
+      <w:proofErr w:type="gramStart"/>
+      <w:r>
+        <w:rPr>
+          <w:rFonts w:hint="eastAsia"/>
+          <w:szCs w:val="28"/>
+        </w:rPr>
+        <w:t>映射投照</w:t>
+      </w:r>
+      <w:proofErr w:type="gramEnd"/>
+      <w:r>
+        <w:rPr>
+          <w:rFonts w:hint="eastAsia"/>
+          <w:szCs w:val="28"/>
+        </w:rPr>
+        <w:t>。在寫景或寫人時，藉由光影、鏡面或色彩的對比與融合，產生「交相輝映」的立體視覺層次。</w:t>
       </w:r>
     </w:p>
     <w:p>
@@ -2415,41 +2488,85 @@
           <w:ilvl w:val="0"/>
           <w:numId w:val="8"/>
         </w:numPr>
-        <w:spacing w:after="0" w:line="380" w:lineRule="exact"/>
-        <w:ind w:leftChars="0" w:right="0"/>
-        <w:rPr>
-          <w:szCs w:val="28"/>
-        </w:rPr>
-      </w:pPr>
-      <w:r>
-        <w:rPr>
-          <w:rFonts w:hint="eastAsia"/>
-          <w:szCs w:val="28"/>
-        </w:rPr>
-        <w:t>懶洋洋：</w:t>
-      </w:r>
-      <w:r>
-        <w:rPr>
-          <w:rFonts w:hint="eastAsia"/>
-          <w:szCs w:val="28"/>
-        </w:rPr>
-        <w:t>倦怠、無精打采的樣子。【例】他家裡發生許多不如意的事，所以最近總是懶洋洋的，做什麼事都</w:t>
-      </w:r>
-      <w:proofErr w:type="gramStart"/>
-      <w:r>
-        <w:rPr>
-          <w:rFonts w:hint="eastAsia"/>
-          <w:szCs w:val="28"/>
-        </w:rPr>
-        <w:t>不</w:t>
-      </w:r>
-      <w:proofErr w:type="gramEnd"/>
-      <w:r>
-        <w:rPr>
-          <w:rFonts w:hint="eastAsia"/>
-          <w:szCs w:val="28"/>
-        </w:rPr>
-        <w:t>起勁。</w:t>
+        <w:spacing w:after="0" w:line="420" w:lineRule="exact"/>
+        <w:ind w:leftChars="0" w:left="284" w:right="0" w:hanging="284"/>
+        <w:jc w:val="both"/>
+        <w:rPr>
+          <w:szCs w:val="28"/>
+        </w:rPr>
+      </w:pPr>
+      <w:proofErr w:type="gramStart"/>
+      <w:r>
+        <w:rPr>
+          <w:rFonts w:hint="eastAsia"/>
+          <w:szCs w:val="28"/>
+        </w:rPr>
+        <w:t>寥</w:t>
+      </w:r>
+      <w:proofErr w:type="gramEnd"/>
+      <w:r>
+        <w:rPr>
+          <w:rFonts w:hint="eastAsia"/>
+          <w:szCs w:val="28"/>
+        </w:rPr>
+        <w:t>（</w:t>
+      </w:r>
+      <w:proofErr w:type="gramStart"/>
+      <w:r>
+        <w:rPr>
+          <w:rFonts w:hint="eastAsia"/>
+          <w:color w:val="FF0000"/>
+          <w:sz w:val="16"/>
+          <w:szCs w:val="16"/>
+        </w:rPr>
+        <w:t>ㄌㄧㄠˊ</w:t>
+      </w:r>
+      <w:proofErr w:type="gramEnd"/>
+      <w:r>
+        <w:rPr>
+          <w:rFonts w:hint="eastAsia"/>
+          <w:szCs w:val="28"/>
+        </w:rPr>
+        <w:t>）</w:t>
+      </w:r>
+      <w:proofErr w:type="gramStart"/>
+      <w:r>
+        <w:rPr>
+          <w:rFonts w:hint="eastAsia"/>
+          <w:szCs w:val="28"/>
+        </w:rPr>
+        <w:t>寥</w:t>
+      </w:r>
+      <w:proofErr w:type="gramEnd"/>
+      <w:r>
+        <w:rPr>
+          <w:rFonts w:hint="eastAsia"/>
+          <w:szCs w:val="28"/>
+        </w:rPr>
+        <w:t>：</w:t>
+      </w:r>
+      <w:r>
+        <w:rPr>
+          <w:rFonts w:hint="eastAsia"/>
+          <w:szCs w:val="28"/>
+        </w:rPr>
+        <w:t>非常稀少、冷清。用以表現空間的空曠、人煙的稀少，或內心的孤寂、</w:t>
+      </w:r>
+      <w:proofErr w:type="gramStart"/>
+      <w:r>
+        <w:rPr>
+          <w:rFonts w:hint="eastAsia"/>
+          <w:szCs w:val="28"/>
+        </w:rPr>
+        <w:t>冷落，</w:t>
+      </w:r>
+      <w:proofErr w:type="gramEnd"/>
+      <w:r>
+        <w:rPr>
+          <w:rFonts w:hint="eastAsia"/>
+          <w:szCs w:val="28"/>
+        </w:rPr>
+        <w:t>具備一種簡約而空靈的境地。</w:t>
       </w:r>
     </w:p>
     <w:p>
@@ -2459,60 +2576,33 @@
           <w:ilvl w:val="0"/>
           <w:numId w:val="8"/>
         </w:numPr>
-        <w:spacing w:after="0" w:line="380" w:lineRule="exact"/>
-        <w:ind w:leftChars="0" w:right="0"/>
-        <w:rPr>
-          <w:szCs w:val="28"/>
-        </w:rPr>
-      </w:pPr>
-      <w:r>
-        <w:rPr>
-          <w:rFonts w:hint="eastAsia"/>
-          <w:szCs w:val="28"/>
-        </w:rPr>
-        <w:t>簪(</w:t>
-      </w:r>
-      <w:proofErr w:type="gramStart"/>
-      <w:r>
-        <w:rPr>
-          <w:rFonts w:hint="eastAsia"/>
-          <w:color w:val="FF0000"/>
-          <w:sz w:val="16"/>
-          <w:szCs w:val="16"/>
-        </w:rPr>
-        <w:t>ㄗㄢ</w:t>
-      </w:r>
-      <w:proofErr w:type="gramEnd"/>
-      <w:r>
-        <w:rPr>
-          <w:rFonts w:hint="eastAsia"/>
-          <w:szCs w:val="28"/>
-        </w:rPr>
-        <w:t>)花：</w:t>
-      </w:r>
-      <w:r>
-        <w:rPr>
-          <w:rFonts w:hint="eastAsia"/>
-          <w:szCs w:val="28"/>
-        </w:rPr>
-        <w:t>將花插在頭髮上。</w:t>
-      </w:r>
-    </w:p>
-    <w:p>
-      <w:pPr>
-        <w:pStyle w:val="a9"/>
-        <w:spacing w:after="0" w:line="380" w:lineRule="exact"/>
-        <w:ind w:leftChars="0" w:right="0" w:firstLine="0"/>
-        <w:rPr>
-          <w:szCs w:val="28"/>
-        </w:rPr>
-      </w:pPr>
-      <w:r>
-        <w:rPr>
-          <w:rFonts w:hint="eastAsia"/>
-          <w:szCs w:val="28"/>
-        </w:rPr>
-        <w:t>【例】古時候的慶典宴會，不論男女都有簪花的習慣。</w:t>
+        <w:spacing w:after="0" w:line="420" w:lineRule="exact"/>
+        <w:ind w:leftChars="0" w:left="284" w:right="0" w:hanging="284"/>
+        <w:jc w:val="both"/>
+        <w:rPr>
+          <w:szCs w:val="28"/>
+        </w:rPr>
+      </w:pPr>
+      <w:r>
+        <w:rPr>
+          <w:rFonts w:hint="eastAsia"/>
+          <w:szCs w:val="28"/>
+        </w:rPr>
+        <w:t>勾勒</w:t>
+      </w:r>
+      <w:r>
+        <w:rPr>
+          <w:rFonts w:hint="eastAsia"/>
+          <w:szCs w:val="28"/>
+        </w:rPr>
+        <w:t>：</w:t>
+      </w:r>
+      <w:r>
+        <w:rPr>
+          <w:rFonts w:hint="eastAsia"/>
+          <w:szCs w:val="28"/>
+        </w:rPr>
+        <w:t>用線條描畫輪廓；或用簡練的文字表現人事物的大致特徵。文學上指不加鋪陳、僅用極其精確的幾筆，便神氣活現地傳達出人物神態或景物神韻。</w:t>
       </w:r>
     </w:p>
     <w:p>
@@ -2522,25 +2612,26 @@
           <w:ilvl w:val="0"/>
           <w:numId w:val="8"/>
         </w:numPr>
-        <w:spacing w:after="0" w:line="380" w:lineRule="exact"/>
-        <w:ind w:leftChars="0" w:right="0"/>
-        <w:rPr>
-          <w:szCs w:val="28"/>
-        </w:rPr>
-      </w:pPr>
-      <w:r>
-        <w:rPr>
-          <w:rFonts w:hint="eastAsia"/>
-          <w:szCs w:val="28"/>
-        </w:rPr>
-        <w:t>落魄</w:t>
-      </w:r>
-      <w:r>
-        <w:rPr>
-          <w:rFonts w:hint="eastAsia"/>
-          <w:szCs w:val="28"/>
-        </w:rPr>
-        <w:t>(</w:t>
+        <w:spacing w:after="0" w:line="420" w:lineRule="exact"/>
+        <w:ind w:leftChars="0" w:left="284" w:right="0" w:hanging="284"/>
+        <w:jc w:val="both"/>
+        <w:rPr>
+          <w:szCs w:val="28"/>
+        </w:rPr>
+      </w:pPr>
+      <w:r>
+        <w:rPr>
+          <w:rFonts w:hint="eastAsia"/>
+          <w:szCs w:val="28"/>
+        </w:rPr>
+        <w:t>抑</w:t>
+      </w:r>
+      <w:r>
+        <w:rPr>
+          <w:rFonts w:hint="eastAsia"/>
+          <w:szCs w:val="28"/>
+        </w:rPr>
+        <w:t>（</w:t>
       </w:r>
       <w:proofErr w:type="gramStart"/>
       <w:r>
@@ -2550,101 +2641,38 @@
           <w:sz w:val="16"/>
           <w:szCs w:val="16"/>
         </w:rPr>
-        <w:t>ㄊㄨㄛ</w:t>
-      </w:r>
-      <w:r>
-        <w:rPr>
-          <w:rFonts w:hint="eastAsia"/>
-          <w:color w:val="FF0000"/>
-          <w:sz w:val="16"/>
-          <w:szCs w:val="16"/>
-        </w:rPr>
-        <w:t>ˋ</w:t>
-      </w:r>
-      <w:proofErr w:type="gramEnd"/>
-      <w:r>
-        <w:rPr>
-          <w:rFonts w:hint="eastAsia"/>
-          <w:szCs w:val="28"/>
-        </w:rPr>
-        <w:t>)</w:t>
-      </w:r>
-    </w:p>
-    <w:p>
-      <w:pPr>
-        <w:pStyle w:val="a9"/>
-        <w:numPr>
-          <w:ilvl w:val="0"/>
-          <w:numId w:val="22"/>
-        </w:numPr>
-        <w:spacing w:after="0" w:line="380" w:lineRule="exact"/>
-        <w:ind w:leftChars="0" w:right="0"/>
-        <w:rPr>
-          <w:szCs w:val="28"/>
-        </w:rPr>
-      </w:pPr>
-      <w:r>
-        <w:rPr>
-          <w:rFonts w:hint="eastAsia"/>
-          <w:szCs w:val="28"/>
-        </w:rPr>
-        <w:t>窮困潦倒不得志。【例】他因經商失敗而破產，現在落魄潦倒，生活困苦。</w:t>
-      </w:r>
-    </w:p>
-    <w:p>
-      <w:pPr>
-        <w:pStyle w:val="a9"/>
-        <w:numPr>
-          <w:ilvl w:val="0"/>
-          <w:numId w:val="22"/>
-        </w:numPr>
-        <w:spacing w:after="0" w:line="380" w:lineRule="exact"/>
-        <w:ind w:leftChars="0" w:right="0"/>
-        <w:rPr>
-          <w:szCs w:val="28"/>
-        </w:rPr>
-      </w:pPr>
-      <w:r>
-        <w:rPr>
-          <w:rFonts w:hint="eastAsia"/>
-          <w:szCs w:val="28"/>
-        </w:rPr>
-        <w:t>率性豪放、不受拘束。【例】</w:t>
-      </w:r>
-      <w:hyperlink r:id="rId13" w:history="1">
-        <w:r>
-          <w:rPr>
-            <w:rStyle w:val="a7"/>
-            <w:rFonts w:hint="eastAsia"/>
-            <w:szCs w:val="28"/>
-          </w:rPr>
-          <w:t>落魄江南</w:t>
-        </w:r>
-        <w:proofErr w:type="gramStart"/>
-        <w:r>
-          <w:rPr>
-            <w:rStyle w:val="a7"/>
-            <w:rFonts w:hint="eastAsia"/>
-            <w:szCs w:val="28"/>
-          </w:rPr>
-          <w:t>載酒行，楚腰腸</w:t>
-        </w:r>
-        <w:proofErr w:type="gramEnd"/>
-        <w:r>
-          <w:rPr>
-            <w:rStyle w:val="a7"/>
-            <w:rFonts w:hint="eastAsia"/>
-            <w:szCs w:val="28"/>
-          </w:rPr>
-          <w:t>斷掌中輕</w:t>
-        </w:r>
-      </w:hyperlink>
-      <w:r>
-        <w:rPr>
-          <w:rFonts w:hint="eastAsia"/>
-          <w:szCs w:val="28"/>
-        </w:rPr>
-        <w:t>。</w:t>
+        <w:t>一ˋ</w:t>
+      </w:r>
+      <w:proofErr w:type="gramEnd"/>
+      <w:r>
+        <w:rPr>
+          <w:rFonts w:hint="eastAsia"/>
+          <w:szCs w:val="28"/>
+        </w:rPr>
+        <w:t>）</w:t>
+      </w:r>
+      <w:proofErr w:type="gramStart"/>
+      <w:r>
+        <w:rPr>
+          <w:rFonts w:hint="eastAsia"/>
+          <w:szCs w:val="28"/>
+        </w:rPr>
+        <w:t>或</w:t>
+      </w:r>
+      <w:proofErr w:type="gramEnd"/>
+      <w:r>
+        <w:rPr>
+          <w:rFonts w:hint="eastAsia"/>
+          <w:szCs w:val="28"/>
+        </w:rPr>
+        <w:t>：</w:t>
+      </w:r>
+      <w:r>
+        <w:rPr>
+          <w:rFonts w:hint="eastAsia"/>
+          <w:szCs w:val="28"/>
+        </w:rPr>
+        <w:t>或者是、還是（選擇連詞）。用於提供另一種假設或思維方向，在文氣上產生轉折、探詢或引人深思的懸念感。</w:t>
       </w:r>
     </w:p>
     <w:p>
@@ -2654,41 +2682,58 @@
           <w:ilvl w:val="0"/>
           <w:numId w:val="8"/>
         </w:numPr>
-        <w:spacing w:after="0" w:line="380" w:lineRule="exact"/>
-        <w:ind w:leftChars="0" w:right="0"/>
-        <w:rPr>
-          <w:szCs w:val="28"/>
-        </w:rPr>
-      </w:pPr>
-      <w:r>
-        <w:rPr>
-          <w:rFonts w:hint="eastAsia"/>
-          <w:szCs w:val="28"/>
-        </w:rPr>
-        <w:t>直線型描述：</w:t>
-      </w:r>
-      <w:r>
-        <w:rPr>
-          <w:rFonts w:hint="eastAsia"/>
-          <w:szCs w:val="28"/>
-        </w:rPr>
-        <w:t>指的是一種按照時間順序，從頭到尾，一氣呵成地進行敘述的方式。這種敘述方式通常適用於事件發展相對簡單、線性、沒有太多枝蔓的情況。在直線</w:t>
-      </w:r>
-      <w:proofErr w:type="gramStart"/>
-      <w:r>
-        <w:rPr>
-          <w:rFonts w:hint="eastAsia"/>
-          <w:szCs w:val="28"/>
-        </w:rPr>
-        <w:t>型描敘</w:t>
-      </w:r>
-      <w:proofErr w:type="gramEnd"/>
-      <w:r>
-        <w:rPr>
-          <w:rFonts w:hint="eastAsia"/>
-          <w:szCs w:val="28"/>
-        </w:rPr>
-        <w:t>中，敘述者通常會按照時間順序，將事件的起因、經過、結果一一呈現出來。例如，在敘述一個故事時，敘述者可以按照故事發生的順序，從主角的出生、成長、經歷、到最後的結局，一一進行敘述。</w:t>
+        <w:spacing w:after="0" w:line="420" w:lineRule="exact"/>
+        <w:ind w:leftChars="0" w:left="284" w:right="0" w:hanging="284"/>
+        <w:jc w:val="both"/>
+        <w:rPr>
+          <w:szCs w:val="28"/>
+        </w:rPr>
+      </w:pPr>
+      <w:r>
+        <w:rPr>
+          <w:rFonts w:hint="eastAsia"/>
+          <w:szCs w:val="28"/>
+        </w:rPr>
+        <w:t>深邃</w:t>
+      </w:r>
+      <w:r>
+        <w:rPr>
+          <w:rFonts w:hint="eastAsia"/>
+          <w:szCs w:val="28"/>
+        </w:rPr>
+        <w:t>（</w:t>
+      </w:r>
+      <w:proofErr w:type="gramStart"/>
+      <w:r>
+        <w:rPr>
+          <w:rFonts w:hint="eastAsia"/>
+          <w:color w:val="FF0000"/>
+          <w:sz w:val="16"/>
+          <w:szCs w:val="16"/>
+        </w:rPr>
+        <w:t>ㄙㄨㄟˋ</w:t>
+      </w:r>
+      <w:proofErr w:type="gramEnd"/>
+      <w:r>
+        <w:rPr>
+          <w:rFonts w:hint="eastAsia"/>
+          <w:szCs w:val="28"/>
+        </w:rPr>
+        <w:t>）</w:t>
+      </w:r>
+      <w:r>
+        <w:rPr>
+          <w:rFonts w:hint="eastAsia"/>
+          <w:szCs w:val="28"/>
+        </w:rPr>
+        <w:t>：</w:t>
+      </w:r>
+      <w:r>
+        <w:rPr>
+          <w:rFonts w:hint="eastAsia"/>
+          <w:szCs w:val="28"/>
+        </w:rPr>
+        <w:t>幽深沉靜，或思想感情神妙莫測。描寫景物（如夜空、眼神、庭院）時表現其無窮無盡的空間感；寫情感時則展現內斂而厚重的精神力量。</w:t>
       </w:r>
     </w:p>
     <w:p>
@@ -2698,83 +2743,42 @@
           <w:ilvl w:val="0"/>
           <w:numId w:val="8"/>
         </w:numPr>
-        <w:spacing w:after="0" w:line="380" w:lineRule="exact"/>
-        <w:ind w:leftChars="0" w:right="0"/>
-        <w:rPr>
-          <w:szCs w:val="28"/>
-        </w:rPr>
-      </w:pPr>
-      <w:r>
-        <w:rPr>
-          <w:rFonts w:hint="eastAsia"/>
-          <w:szCs w:val="28"/>
-        </w:rPr>
-        <w:t>明了</w:t>
-      </w:r>
-    </w:p>
-    <w:p>
-      <w:pPr>
-        <w:pStyle w:val="a9"/>
-        <w:numPr>
-          <w:ilvl w:val="0"/>
-          <w:numId w:val="23"/>
-        </w:numPr>
-        <w:spacing w:after="0" w:line="380" w:lineRule="exact"/>
-        <w:ind w:leftChars="0" w:right="0"/>
-        <w:rPr>
-          <w:szCs w:val="28"/>
-        </w:rPr>
-      </w:pPr>
-      <w:r>
-        <w:rPr>
-          <w:rFonts w:hint="eastAsia"/>
-          <w:szCs w:val="28"/>
-        </w:rPr>
-        <w:t>清楚知道或了解。如：「你的意思我明了，就</w:t>
-      </w:r>
-      <w:proofErr w:type="gramStart"/>
-      <w:r>
-        <w:rPr>
-          <w:rFonts w:hint="eastAsia"/>
-          <w:szCs w:val="28"/>
-        </w:rPr>
-        <w:t>這樣辦吧</w:t>
-      </w:r>
-      <w:proofErr w:type="gramEnd"/>
-      <w:r>
-        <w:rPr>
-          <w:rFonts w:hint="eastAsia"/>
-          <w:szCs w:val="28"/>
-        </w:rPr>
-        <w:t>！」</w:t>
-      </w:r>
-    </w:p>
-    <w:p>
-      <w:pPr>
-        <w:pStyle w:val="a9"/>
-        <w:numPr>
-          <w:ilvl w:val="0"/>
-          <w:numId w:val="23"/>
-        </w:numPr>
-        <w:spacing w:after="0" w:line="380" w:lineRule="exact"/>
-        <w:ind w:leftChars="0" w:right="0"/>
-        <w:rPr>
-          <w:szCs w:val="28"/>
-        </w:rPr>
-      </w:pPr>
-      <w:proofErr w:type="gramStart"/>
-      <w:r>
-        <w:rPr>
-          <w:szCs w:val="28"/>
-        </w:rPr>
-        <w:t>清晰、</w:t>
-      </w:r>
-      <w:proofErr w:type="gramEnd"/>
-      <w:r>
-        <w:rPr>
-          <w:szCs w:val="28"/>
-        </w:rPr>
-        <w:t>明白。</w:t>
+        <w:spacing w:after="0" w:line="420" w:lineRule="exact"/>
+        <w:ind w:leftChars="0" w:left="284" w:right="0" w:hanging="284"/>
+        <w:jc w:val="both"/>
+        <w:rPr>
+          <w:szCs w:val="28"/>
+        </w:rPr>
+      </w:pPr>
+      <w:r>
+        <w:rPr>
+          <w:rFonts w:hint="eastAsia"/>
+          <w:szCs w:val="28"/>
+        </w:rPr>
+        <w:t>流</w:t>
+      </w:r>
+      <w:proofErr w:type="gramStart"/>
+      <w:r>
+        <w:rPr>
+          <w:rFonts w:hint="eastAsia"/>
+          <w:szCs w:val="28"/>
+        </w:rPr>
+        <w:t>光溢彩</w:t>
+      </w:r>
+      <w:proofErr w:type="gramEnd"/>
+      <w:r>
+        <w:rPr>
+          <w:rFonts w:hint="eastAsia"/>
+          <w:szCs w:val="28"/>
+        </w:rPr>
+        <w:t>：</w:t>
+      </w:r>
+      <w:r>
+        <w:rPr>
+          <w:rFonts w:hint="eastAsia"/>
+          <w:szCs w:val="28"/>
+        </w:rPr>
+        <w:t>光影流動，色彩閃耀。形容極其華麗、精緻且具動態感的視覺美，常伴隨著寶石、錦緞或節慶燈火的奢華質感。</w:t>
       </w:r>
     </w:p>
     <w:p>
@@ -2784,18 +2788,64 @@
           <w:ilvl w:val="0"/>
           <w:numId w:val="8"/>
         </w:numPr>
-        <w:spacing w:after="0" w:line="380" w:lineRule="exact"/>
-        <w:ind w:leftChars="0" w:right="0"/>
-        <w:rPr>
-          <w:szCs w:val="28"/>
-        </w:rPr>
-      </w:pPr>
-      <w:r>
-        <w:rPr>
-          <w:rFonts w:hint="eastAsia"/>
-          <w:szCs w:val="28"/>
-        </w:rPr>
-        <w:t>惆悵(</w:t>
+        <w:spacing w:after="0" w:line="420" w:lineRule="exact"/>
+        <w:ind w:leftChars="0" w:left="284" w:right="0" w:hanging="284"/>
+        <w:jc w:val="both"/>
+        <w:rPr>
+          <w:szCs w:val="28"/>
+        </w:rPr>
+      </w:pPr>
+      <w:r>
+        <w:rPr>
+          <w:rFonts w:hint="eastAsia"/>
+          <w:szCs w:val="28"/>
+        </w:rPr>
+        <w:t>瑩潤</w:t>
+      </w:r>
+      <w:r>
+        <w:rPr>
+          <w:rFonts w:hint="eastAsia"/>
+          <w:szCs w:val="28"/>
+        </w:rPr>
+        <w:t>：</w:t>
+      </w:r>
+      <w:r>
+        <w:rPr>
+          <w:rFonts w:hint="eastAsia"/>
+          <w:szCs w:val="28"/>
+        </w:rPr>
+        <w:t>光潔滋潤、溫潤如玉。多用於形容肌膚、玉石或器物，傳達出一種健康、細緻、帶有柔和光澤的質感美。</w:t>
+      </w:r>
+    </w:p>
+    <w:p>
+      <w:pPr>
+        <w:pStyle w:val="a9"/>
+        <w:numPr>
+          <w:ilvl w:val="0"/>
+          <w:numId w:val="8"/>
+        </w:numPr>
+        <w:spacing w:after="0" w:line="420" w:lineRule="exact"/>
+        <w:ind w:leftChars="0" w:left="284" w:right="0" w:hanging="284"/>
+        <w:jc w:val="both"/>
+        <w:rPr>
+          <w:szCs w:val="28"/>
+        </w:rPr>
+      </w:pPr>
+      <w:proofErr w:type="gramStart"/>
+      <w:r>
+        <w:rPr>
+          <w:rFonts w:hint="eastAsia"/>
+          <w:szCs w:val="28"/>
+        </w:rPr>
+        <w:t>穠</w:t>
+      </w:r>
+      <w:proofErr w:type="gramEnd"/>
+      <w:r>
+        <w:rPr>
+          <w:rFonts w:hint="eastAsia"/>
+          <w:szCs w:val="28"/>
+        </w:rPr>
+        <w:t>（</w:t>
       </w:r>
       <w:proofErr w:type="gramStart"/>
       <w:r>
@@ -2805,8 +2855,67 @@
           <w:sz w:val="16"/>
           <w:szCs w:val="16"/>
         </w:rPr>
-        <w:t>ㄔㄡ</w:t>
-      </w:r>
+        <w:t>ㄋㄨㄥˊ</w:t>
+      </w:r>
+      <w:proofErr w:type="gramEnd"/>
+      <w:r>
+        <w:rPr>
+          <w:rFonts w:hint="eastAsia"/>
+          <w:szCs w:val="28"/>
+        </w:rPr>
+        <w:t>）</w:t>
+      </w:r>
+      <w:r>
+        <w:rPr>
+          <w:rFonts w:hint="eastAsia"/>
+          <w:szCs w:val="28"/>
+        </w:rPr>
+        <w:t>華</w:t>
+      </w:r>
+      <w:r>
+        <w:rPr>
+          <w:rFonts w:hint="eastAsia"/>
+          <w:szCs w:val="28"/>
+        </w:rPr>
+        <w:t>：</w:t>
+      </w:r>
+      <w:r>
+        <w:rPr>
+          <w:rFonts w:hint="eastAsia"/>
+          <w:szCs w:val="28"/>
+        </w:rPr>
+        <w:t>繁茂鮮豔的花朵；也指青春美貌。在文章中常用來象徵生命力最旺盛、最美麗的時刻，或形容女子容貌的盛極一時、美艷無雙。</w:t>
+      </w:r>
+    </w:p>
+    <w:p>
+      <w:pPr>
+        <w:pStyle w:val="a9"/>
+        <w:numPr>
+          <w:ilvl w:val="0"/>
+          <w:numId w:val="8"/>
+        </w:numPr>
+        <w:spacing w:after="0" w:line="420" w:lineRule="exact"/>
+        <w:ind w:leftChars="0" w:left="284" w:right="0" w:hanging="426"/>
+        <w:jc w:val="both"/>
+        <w:rPr>
+          <w:szCs w:val="28"/>
+        </w:rPr>
+      </w:pPr>
+      <w:r>
+        <w:rPr>
+          <w:rFonts w:hint="eastAsia"/>
+          <w:szCs w:val="28"/>
+        </w:rPr>
+        <w:t>精髓</w:t>
+      </w:r>
+      <w:r>
+        <w:rPr>
+          <w:rFonts w:hint="eastAsia"/>
+          <w:szCs w:val="28"/>
+        </w:rPr>
+        <w:t>（</w:t>
+      </w:r>
+      <w:proofErr w:type="gramStart"/>
       <w:r>
         <w:rPr>
           <w:rFonts w:hint="eastAsia"/>
@@ -2814,9 +2923,142 @@
           <w:sz w:val="16"/>
           <w:szCs w:val="16"/>
         </w:rPr>
-        <w:t>ˊ</w:t>
-      </w:r>
-      <w:proofErr w:type="gramEnd"/>
+        <w:t>ㄙㄨㄟˇ</w:t>
+      </w:r>
+      <w:proofErr w:type="gramEnd"/>
+      <w:r>
+        <w:rPr>
+          <w:rFonts w:hint="eastAsia"/>
+          <w:szCs w:val="28"/>
+        </w:rPr>
+        <w:t>）</w:t>
+      </w:r>
+      <w:r>
+        <w:rPr>
+          <w:rFonts w:hint="eastAsia"/>
+          <w:szCs w:val="28"/>
+        </w:rPr>
+        <w:t>：</w:t>
+      </w:r>
+      <w:r>
+        <w:rPr>
+          <w:rFonts w:hint="eastAsia"/>
+          <w:szCs w:val="28"/>
+        </w:rPr>
+        <w:t>比喻事物最純粹、</w:t>
+      </w:r>
+      <w:proofErr w:type="gramStart"/>
+      <w:r>
+        <w:rPr>
+          <w:rFonts w:hint="eastAsia"/>
+          <w:szCs w:val="28"/>
+        </w:rPr>
+        <w:t>最</w:t>
+      </w:r>
+      <w:proofErr w:type="gramEnd"/>
+      <w:r>
+        <w:rPr>
+          <w:rFonts w:hint="eastAsia"/>
+          <w:szCs w:val="28"/>
+        </w:rPr>
+        <w:t>核心、最寶貴的部分。寫作上指某種文化、思想、藝術或情懷中</w:t>
+      </w:r>
+      <w:proofErr w:type="gramStart"/>
+      <w:r>
+        <w:rPr>
+          <w:rFonts w:hint="eastAsia"/>
+          <w:szCs w:val="28"/>
+        </w:rPr>
+        <w:t>最</w:t>
+      </w:r>
+      <w:proofErr w:type="gramEnd"/>
+      <w:r>
+        <w:rPr>
+          <w:rFonts w:hint="eastAsia"/>
+          <w:szCs w:val="28"/>
+        </w:rPr>
+        <w:t>精華的靈魂所在。</w:t>
+      </w:r>
+    </w:p>
+    <w:p>
+      <w:pPr>
+        <w:pStyle w:val="a9"/>
+        <w:numPr>
+          <w:ilvl w:val="0"/>
+          <w:numId w:val="8"/>
+        </w:numPr>
+        <w:spacing w:after="0" w:line="420" w:lineRule="exact"/>
+        <w:ind w:leftChars="0" w:left="284" w:right="0" w:hanging="426"/>
+        <w:jc w:val="both"/>
+        <w:rPr>
+          <w:szCs w:val="28"/>
+        </w:rPr>
+      </w:pPr>
+      <w:r>
+        <w:rPr>
+          <w:rFonts w:hint="eastAsia"/>
+          <w:szCs w:val="28"/>
+        </w:rPr>
+        <w:t>錦衣玉食</w:t>
+      </w:r>
+      <w:r>
+        <w:rPr>
+          <w:rFonts w:hint="eastAsia"/>
+          <w:szCs w:val="28"/>
+        </w:rPr>
+        <w:t>：</w:t>
+      </w:r>
+      <w:r>
+        <w:rPr>
+          <w:rFonts w:hint="eastAsia"/>
+          <w:szCs w:val="28"/>
+        </w:rPr>
+        <w:t>華美的衣服，珍貴的食物。形容生活極為奢華。在文學中常作為一種背景設置，有時與人物內心的空虛寂寞並列，反襯出物質富足與精神貧乏的落差。</w:t>
+      </w:r>
+    </w:p>
+    <w:p>
+      <w:pPr>
+        <w:pStyle w:val="a9"/>
+        <w:numPr>
+          <w:ilvl w:val="0"/>
+          <w:numId w:val="8"/>
+        </w:numPr>
+        <w:spacing w:after="0" w:line="420" w:lineRule="exact"/>
+        <w:ind w:leftChars="0" w:left="284" w:right="0" w:hanging="426"/>
+        <w:jc w:val="both"/>
+        <w:rPr>
+          <w:szCs w:val="28"/>
+        </w:rPr>
+      </w:pPr>
+      <w:r>
+        <w:rPr>
+          <w:rFonts w:hint="eastAsia"/>
+          <w:szCs w:val="28"/>
+        </w:rPr>
+        <w:t>百無聊賴</w:t>
+      </w:r>
+      <w:r>
+        <w:rPr>
+          <w:rFonts w:hint="eastAsia"/>
+          <w:szCs w:val="28"/>
+        </w:rPr>
+        <w:t>：</w:t>
+      </w:r>
+      <w:r>
+        <w:rPr>
+          <w:rFonts w:hint="eastAsia"/>
+          <w:szCs w:val="28"/>
+        </w:rPr>
+        <w:t>精神無所寄託，感到非常無聊與沉悶。常用於描寫深閨女子、落魄</w:t>
+      </w:r>
+      <w:r>
+        <w:rPr>
+          <w:rFonts w:hint="eastAsia"/>
+          <w:szCs w:val="28"/>
+        </w:rPr>
+        <w:t>（</w:t>
+      </w:r>
+      <w:proofErr w:type="gramStart"/>
       <w:r>
         <w:rPr>
           <w:rFonts w:hint="eastAsia"/>
@@ -2824,9 +3066,8 @@
           <w:sz w:val="16"/>
           <w:szCs w:val="16"/>
         </w:rPr>
-        <w:t xml:space="preserve"> </w:t>
-      </w:r>
-      <w:proofErr w:type="gramStart"/>
+        <w:t>ㄊㄨㄛ</w:t>
+      </w:r>
       <w:r>
         <w:rPr>
           <w:rFonts w:hint="eastAsia"/>
@@ -2834,8 +3075,105 @@
           <w:sz w:val="16"/>
           <w:szCs w:val="16"/>
         </w:rPr>
-        <w:t>ㄔㄤ</w:t>
-      </w:r>
+        <w:t>ˋ</w:t>
+      </w:r>
+      <w:proofErr w:type="gramEnd"/>
+      <w:r>
+        <w:rPr>
+          <w:rFonts w:hint="eastAsia"/>
+          <w:szCs w:val="28"/>
+        </w:rPr>
+        <w:t>）</w:t>
+      </w:r>
+      <w:r>
+        <w:rPr>
+          <w:rFonts w:hint="eastAsia"/>
+          <w:szCs w:val="28"/>
+        </w:rPr>
+        <w:t>文人或無業之人的內心狀態，是情緒低落、無可奈何的深層流露。</w:t>
+      </w:r>
+    </w:p>
+    <w:p>
+      <w:pPr>
+        <w:pStyle w:val="a9"/>
+        <w:numPr>
+          <w:ilvl w:val="0"/>
+          <w:numId w:val="8"/>
+        </w:numPr>
+        <w:spacing w:after="0" w:line="420" w:lineRule="exact"/>
+        <w:ind w:leftChars="0" w:left="284" w:right="0" w:hanging="426"/>
+        <w:jc w:val="both"/>
+        <w:rPr>
+          <w:szCs w:val="28"/>
+        </w:rPr>
+      </w:pPr>
+      <w:r>
+        <w:rPr>
+          <w:rFonts w:hint="eastAsia"/>
+          <w:szCs w:val="28"/>
+        </w:rPr>
+        <w:t>反襯</w:t>
+      </w:r>
+      <w:r>
+        <w:rPr>
+          <w:rFonts w:hint="eastAsia"/>
+          <w:szCs w:val="28"/>
+        </w:rPr>
+        <w:t>：</w:t>
+      </w:r>
+      <w:r>
+        <w:rPr>
+          <w:rFonts w:hint="eastAsia"/>
+          <w:szCs w:val="28"/>
+        </w:rPr>
+        <w:t>寫作手法，用相反的事物來襯托主體。利用「以</w:t>
+      </w:r>
+      <w:proofErr w:type="gramStart"/>
+      <w:r>
+        <w:rPr>
+          <w:rFonts w:hint="eastAsia"/>
+          <w:szCs w:val="28"/>
+        </w:rPr>
+        <w:t>樂景寫哀</w:t>
+      </w:r>
+      <w:proofErr w:type="gramEnd"/>
+      <w:r>
+        <w:rPr>
+          <w:rFonts w:hint="eastAsia"/>
+          <w:szCs w:val="28"/>
+        </w:rPr>
+        <w:t>，以華麗寫孤寂」（如精緻的妝容與孤獨的心境），使主體情感顯得更加強烈、深刻。</w:t>
+      </w:r>
+    </w:p>
+    <w:p>
+      <w:pPr>
+        <w:pStyle w:val="a9"/>
+        <w:numPr>
+          <w:ilvl w:val="0"/>
+          <w:numId w:val="8"/>
+        </w:numPr>
+        <w:spacing w:after="0" w:line="420" w:lineRule="exact"/>
+        <w:ind w:leftChars="0" w:left="284" w:right="0" w:hanging="426"/>
+        <w:jc w:val="both"/>
+        <w:rPr>
+          <w:szCs w:val="28"/>
+        </w:rPr>
+      </w:pPr>
+      <w:r>
+        <w:rPr>
+          <w:rFonts w:hint="eastAsia"/>
+          <w:szCs w:val="28"/>
+        </w:rPr>
+        <w:t>繾綣</w:t>
+      </w:r>
+      <w:r>
+        <w:rPr>
+          <w:rFonts w:hint="eastAsia"/>
+          <w:szCs w:val="28"/>
+        </w:rPr>
+        <w:t>（</w:t>
+      </w:r>
+      <w:proofErr w:type="gramStart"/>
       <w:r>
         <w:rPr>
           <w:rFonts w:hint="eastAsia"/>
@@ -2843,43 +3181,254 @@
           <w:sz w:val="16"/>
           <w:szCs w:val="16"/>
         </w:rPr>
-        <w:t>ˋ</w:t>
-      </w:r>
-      <w:proofErr w:type="gramEnd"/>
-      <w:r>
-        <w:rPr>
-          <w:rFonts w:hint="eastAsia"/>
-          <w:szCs w:val="28"/>
-        </w:rPr>
-        <w:t>)：</w:t>
-      </w:r>
-      <w:r>
-        <w:rPr>
-          <w:rFonts w:hint="eastAsia"/>
-          <w:szCs w:val="28"/>
-        </w:rPr>
-        <w:t>悲愁、失意。</w:t>
+        <w:t>ㄑㄧㄢ</w:t>
+      </w:r>
+      <w:r>
+        <w:rPr>
+          <w:rFonts w:hint="eastAsia"/>
+          <w:color w:val="FF0000"/>
+          <w:sz w:val="16"/>
+          <w:szCs w:val="16"/>
+        </w:rPr>
+        <w:t>ˇ</w:t>
+      </w:r>
+      <w:proofErr w:type="gramEnd"/>
+      <w:r>
+        <w:rPr>
+          <w:rFonts w:hint="eastAsia"/>
+          <w:color w:val="FF0000"/>
+          <w:sz w:val="16"/>
+          <w:szCs w:val="16"/>
+        </w:rPr>
+        <w:t xml:space="preserve">　</w:t>
+      </w:r>
+      <w:proofErr w:type="gramStart"/>
+      <w:r>
+        <w:rPr>
+          <w:rFonts w:hint="eastAsia"/>
+          <w:color w:val="FF0000"/>
+          <w:sz w:val="16"/>
+          <w:szCs w:val="16"/>
+        </w:rPr>
+        <w:t>ㄑ</w:t>
+      </w:r>
+      <w:r>
+        <w:rPr>
+          <w:rFonts w:hint="eastAsia"/>
+          <w:color w:val="FF0000"/>
+          <w:sz w:val="16"/>
+          <w:szCs w:val="16"/>
+        </w:rPr>
+        <w:t>ㄩ</w:t>
+      </w:r>
+      <w:r>
+        <w:rPr>
+          <w:rFonts w:hint="eastAsia"/>
+          <w:color w:val="FF0000"/>
+          <w:sz w:val="16"/>
+          <w:szCs w:val="16"/>
+        </w:rPr>
+        <w:t>ㄢ</w:t>
+      </w:r>
+      <w:r>
+        <w:rPr>
+          <w:rFonts w:hint="eastAsia"/>
+          <w:color w:val="FF0000"/>
+          <w:sz w:val="16"/>
+          <w:szCs w:val="16"/>
+        </w:rPr>
+        <w:t>ˇ</w:t>
+      </w:r>
+      <w:proofErr w:type="gramEnd"/>
+      <w:r>
+        <w:rPr>
+          <w:rFonts w:hint="eastAsia"/>
+          <w:szCs w:val="28"/>
+        </w:rPr>
+        <w:t>）</w:t>
+      </w:r>
+      <w:r>
+        <w:rPr>
+          <w:rFonts w:hint="eastAsia"/>
+          <w:szCs w:val="28"/>
+        </w:rPr>
+        <w:t>：</w:t>
+      </w:r>
+      <w:r>
+        <w:rPr>
+          <w:rFonts w:hint="eastAsia"/>
+          <w:szCs w:val="28"/>
+        </w:rPr>
+        <w:t>情意深厚纏綿，難分難捨。形容情感（尤指男女情愛、思鄉之情）如絲線般交織纏繞，呈現出細密、溫柔且略帶哀傷的深情。</w:t>
       </w:r>
     </w:p>
     <w:p>
       <w:pPr>
         <w:pStyle w:val="a9"/>
-        <w:spacing w:after="0" w:line="380" w:lineRule="exact"/>
-        <w:ind w:leftChars="0" w:right="0" w:firstLine="0"/>
-        <w:rPr>
-          <w:szCs w:val="28"/>
-        </w:rPr>
-      </w:pPr>
-      <w:r>
-        <w:rPr>
-          <w:rFonts w:hint="eastAsia"/>
-          <w:szCs w:val="28"/>
-        </w:rPr>
-        <w:t>【例】想到自己一事無成，他的心中頓時惆悵不已。</w:t>
+        <w:numPr>
+          <w:ilvl w:val="0"/>
+          <w:numId w:val="8"/>
+        </w:numPr>
+        <w:spacing w:after="0" w:line="420" w:lineRule="exact"/>
+        <w:ind w:leftChars="0" w:left="284" w:right="0" w:hanging="426"/>
+        <w:jc w:val="both"/>
+        <w:rPr>
+          <w:szCs w:val="28"/>
+        </w:rPr>
+      </w:pPr>
+      <w:r>
+        <w:rPr>
+          <w:rFonts w:hint="eastAsia"/>
+          <w:szCs w:val="28"/>
+        </w:rPr>
+        <w:t>觸目驚心</w:t>
+      </w:r>
+      <w:r>
+        <w:rPr>
+          <w:rFonts w:hint="eastAsia"/>
+          <w:szCs w:val="28"/>
+        </w:rPr>
+        <w:t>：</w:t>
+      </w:r>
+      <w:r>
+        <w:rPr>
+          <w:rFonts w:hint="eastAsia"/>
+          <w:szCs w:val="28"/>
+        </w:rPr>
+        <w:t>眼睛看到嚴重的景象，內心感到極大震撼。在敘事或寫景時，陡然轉入令人震驚、悲痛或不忍卒睹的畫面，形成劇烈的張力與情感衝擊。</w:t>
+      </w:r>
+    </w:p>
+    <w:p>
+      <w:pPr>
+        <w:pStyle w:val="a9"/>
+        <w:numPr>
+          <w:ilvl w:val="0"/>
+          <w:numId w:val="8"/>
+        </w:numPr>
+        <w:spacing w:after="0" w:line="420" w:lineRule="exact"/>
+        <w:ind w:leftChars="0" w:left="284" w:right="0" w:hanging="426"/>
+        <w:jc w:val="both"/>
+        <w:rPr>
+          <w:szCs w:val="28"/>
+        </w:rPr>
+      </w:pPr>
+      <w:r>
+        <w:rPr>
+          <w:rFonts w:hint="eastAsia"/>
+          <w:szCs w:val="28"/>
+        </w:rPr>
+        <w:t>隱晦</w:t>
+      </w:r>
+      <w:r>
+        <w:rPr>
+          <w:rFonts w:hint="eastAsia"/>
+          <w:szCs w:val="28"/>
+        </w:rPr>
+        <w:t>（</w:t>
+      </w:r>
+      <w:proofErr w:type="gramStart"/>
+      <w:r>
+        <w:rPr>
+          <w:rFonts w:hint="eastAsia"/>
+          <w:color w:val="FF0000"/>
+          <w:sz w:val="16"/>
+          <w:szCs w:val="16"/>
+        </w:rPr>
+        <w:t>ㄏㄨㄟˋ</w:t>
+      </w:r>
+      <w:proofErr w:type="gramEnd"/>
+      <w:r>
+        <w:rPr>
+          <w:rFonts w:hint="eastAsia"/>
+          <w:szCs w:val="28"/>
+        </w:rPr>
+        <w:t>）</w:t>
+      </w:r>
+      <w:r>
+        <w:rPr>
+          <w:rFonts w:hint="eastAsia"/>
+          <w:szCs w:val="28"/>
+        </w:rPr>
+        <w:t>：</w:t>
+      </w:r>
+      <w:r>
+        <w:rPr>
+          <w:rFonts w:hint="eastAsia"/>
+          <w:szCs w:val="28"/>
+        </w:rPr>
+        <w:t>意旨不明顯，寫得委婉、</w:t>
+      </w:r>
+      <w:proofErr w:type="gramStart"/>
+      <w:r>
+        <w:rPr>
+          <w:rFonts w:hint="eastAsia"/>
+          <w:szCs w:val="28"/>
+        </w:rPr>
+        <w:t>藏而不</w:t>
+      </w:r>
+      <w:proofErr w:type="gramEnd"/>
+      <w:r>
+        <w:rPr>
+          <w:rFonts w:hint="eastAsia"/>
+          <w:szCs w:val="28"/>
+        </w:rPr>
+        <w:t>露。是一種含蓄的寫作美學，不直接言明情感（如將怨恨藏於「雙雙金鷓鴣」的圖案中），留給讀者無限想像與咀嚼的空間。</w:t>
+      </w:r>
+    </w:p>
+    <w:p>
+      <w:pPr>
+        <w:pStyle w:val="a9"/>
+        <w:numPr>
+          <w:ilvl w:val="0"/>
+          <w:numId w:val="8"/>
+        </w:numPr>
+        <w:spacing w:after="0" w:line="420" w:lineRule="exact"/>
+        <w:ind w:leftChars="0" w:left="284" w:right="0" w:hanging="426"/>
+        <w:jc w:val="both"/>
+        <w:rPr>
+          <w:rFonts w:hint="eastAsia"/>
+          <w:szCs w:val="28"/>
+        </w:rPr>
+      </w:pPr>
+      <w:r>
+        <w:rPr>
+          <w:rFonts w:hint="eastAsia"/>
+          <w:szCs w:val="28"/>
+        </w:rPr>
+        <w:t>凝練</w:t>
+      </w:r>
+      <w:r>
+        <w:rPr>
+          <w:rFonts w:hint="eastAsia"/>
+          <w:szCs w:val="28"/>
+        </w:rPr>
+        <w:t>：</w:t>
+      </w:r>
+      <w:r>
+        <w:rPr>
+          <w:rFonts w:hint="eastAsia"/>
+          <w:szCs w:val="28"/>
+        </w:rPr>
+        <w:t>「凝」有聚集、穩固、不浮躁之意；「練」為精練、修剪去掉雜質。合起來指文字極為精簡緊湊，沒有半句廢話，且</w:t>
+      </w:r>
+      <w:proofErr w:type="gramStart"/>
+      <w:r>
+        <w:rPr>
+          <w:rFonts w:hint="eastAsia"/>
+          <w:szCs w:val="28"/>
+        </w:rPr>
+        <w:t>字字飽含分量</w:t>
+      </w:r>
+      <w:proofErr w:type="gramEnd"/>
+      <w:r>
+        <w:rPr>
+          <w:rFonts w:hint="eastAsia"/>
+          <w:szCs w:val="28"/>
+        </w:rPr>
+        <w:t>，思想情感高度濃縮。</w:t>
       </w:r>
     </w:p>
     <w:sectPr>
-      <w:footerReference w:type="default" r:id="rId14"/>
       <w:pgSz w:w="11906" w:h="16838"/>
       <w:pgMar w:top="567" w:right="851" w:bottom="567" w:left="851" w:header="510" w:footer="0" w:gutter="0"/>
       <w:cols w:space="720"/>
@@ -2890,7 +3439,7 @@
 </file>
 
 <file path=word/endnotes.xml><?xml version="1.0" encoding="utf-8"?>
-<w:endnotes xmlns:wpc="http://schemas.microsoft.com/office/word/2010/wordprocessingCanvas" xmlns:cx="http://schemas.microsoft.com/office/drawing/2014/chartex" xmlns:cx1="http://schemas.microsoft.com/office/drawing/2015/9/8/chartex" xmlns:cx2="http://schemas.microsoft.com/office/drawing/2015/10/21/chartex" xmlns:cx3="http://schemas.microsoft.com/office/drawing/2016/5/9/chartex" xmlns:cx4="http://schemas.microsoft.com/office/drawing/2016/5/10/chartex" xmlns:cx5="http://schemas.microsoft.com/office/drawing/2016/5/11/chartex" xmlns:cx6="http://schemas.microsoft.com/office/drawing/2016/5/12/chartex" xmlns:cx7="http://schemas.microsoft.com/office/drawing/2016/5/13/chartex" xmlns:cx8="http://schemas.microsoft.com/office/drawing/2016/5/14/chartex" xmlns:mc="http://schemas.openxmlformats.org/markup-compatibility/2006" xmlns:aink="http://schemas.microsoft.com/office/drawing/2016/ink" xmlns:am3d="http://schemas.microsoft.com/office/drawing/2017/model3d" xmlns:o="urn:schemas-microsoft-com:office:office" xmlns:oel="http://schemas.microsoft.com/office/2019/extlst" xmlns:r="http://schemas.openxmlformats.org/officeDocument/2006/relationships" xmlns:m="http://schemas.openxmlformats.org/officeDocument/2006/math" xmlns:v="urn:schemas-microsoft-com:vml" xmlns:wp14="http://schemas.microsoft.com/office/word/2010/wordprocessingDrawing" xmlns:wp="http://schemas.openxmlformats.org/drawingml/2006/wordprocessingDrawing" xmlns:w10="urn:schemas-microsoft-com:office:word" xmlns:w="http://schemas.openxmlformats.org/wordprocessingml/2006/main" xmlns:w14="http://schemas.microsoft.com/office/word/2010/wordml" xmlns:w15="http://schemas.microsoft.com/office/word/2012/wordml" xmlns:w16cex="http://schemas.microsoft.com/office/word/2018/wordml/cex" xmlns:w16cid="http://schemas.microsoft.com/office/word/2016/wordml/cid" xmlns:w16="http://schemas.microsoft.com/office/word/2018/wordml" xmlns:w16sdtdh="http://schemas.microsoft.com/office/word/2020/wordml/sdtdatahash" xmlns:w16se="http://schemas.microsoft.com/office/word/2015/wordml/symex" xmlns:wpg="http://schemas.microsoft.com/office/word/2010/wordprocessingGroup" xmlns:wpi="http://schemas.microsoft.com/office/word/2010/wordprocessingInk" xmlns:wne="http://schemas.microsoft.com/office/word/2006/wordml" xmlns:wps="http://schemas.microsoft.com/office/word/2010/wordprocessingShape" mc:Ignorable="w14 w15 w16se w16cid w16 w16cex w16sdtdh wp14">
+<w:endnotes xmlns:wpc="http://schemas.microsoft.com/office/word/2010/wordprocessingCanvas" xmlns:cx="http://schemas.microsoft.com/office/drawing/2014/chartex" xmlns:cx1="http://schemas.microsoft.com/office/drawing/2015/9/8/chartex" xmlns:cx2="http://schemas.microsoft.com/office/drawing/2015/10/21/chartex" xmlns:cx3="http://schemas.microsoft.com/office/drawing/2016/5/9/chartex" xmlns:cx4="http://schemas.microsoft.com/office/drawing/2016/5/10/chartex" xmlns:cx5="http://schemas.microsoft.com/office/drawing/2016/5/11/chartex" xmlns:cx6="http://schemas.microsoft.com/office/drawing/2016/5/12/chartex" xmlns:cx7="http://schemas.microsoft.com/office/drawing/2016/5/13/chartex" xmlns:cx8="http://schemas.microsoft.com/office/drawing/2016/5/14/chartex" xmlns:mc="http://schemas.openxmlformats.org/markup-compatibility/2006" xmlns:aink="http://schemas.microsoft.com/office/drawing/2016/ink" xmlns:am3d="http://schemas.microsoft.com/office/drawing/2017/model3d" xmlns:o="urn:schemas-microsoft-com:office:office" xmlns:r="http://schemas.openxmlformats.org/officeDocument/2006/relationships" xmlns:m="http://schemas.openxmlformats.org/officeDocument/2006/math" xmlns:v="urn:schemas-microsoft-com:vml" xmlns:wp14="http://schemas.microsoft.com/office/word/2010/wordprocessingDrawing" xmlns:wp="http://schemas.openxmlformats.org/drawingml/2006/wordprocessingDrawing" xmlns:w10="urn:schemas-microsoft-com:office:word" xmlns:w="http://schemas.openxmlformats.org/wordprocessingml/2006/main" xmlns:w14="http://schemas.microsoft.com/office/word/2010/wordml" xmlns:w15="http://schemas.microsoft.com/office/word/2012/wordml" xmlns:w16cex="http://schemas.microsoft.com/office/word/2018/wordml/cex" xmlns:w16cid="http://schemas.microsoft.com/office/word/2016/wordml/cid" xmlns:w16="http://schemas.microsoft.com/office/word/2018/wordml" xmlns:w16sdtdh="http://schemas.microsoft.com/office/word/2020/wordml/sdtdatahash" xmlns:w16se="http://schemas.microsoft.com/office/word/2015/wordml/symex" xmlns:wpg="http://schemas.microsoft.com/office/word/2010/wordprocessingGroup" xmlns:wpi="http://schemas.microsoft.com/office/word/2010/wordprocessingInk" xmlns:wne="http://schemas.microsoft.com/office/word/2006/wordml" xmlns:wps="http://schemas.microsoft.com/office/word/2010/wordprocessingShape" mc:Ignorable="w14 w15 w16se w16cid w16 w16cex w16sdtdh wp14">
   <w:endnote w:type="separator" w:id="-1">
     <w:p>
       <w:pPr>
@@ -2915,7 +3464,7 @@
 </file>
 
 <file path=word/footer1.xml><?xml version="1.0" encoding="utf-8"?>
-<w:ftr xmlns:wpc="http://schemas.microsoft.com/office/word/2010/wordprocessingCanvas" xmlns:cx="http://schemas.microsoft.com/office/drawing/2014/chartex" xmlns:cx1="http://schemas.microsoft.com/office/drawing/2015/9/8/chartex" xmlns:cx2="http://schemas.microsoft.com/office/drawing/2015/10/21/chartex" xmlns:cx3="http://schemas.microsoft.com/office/drawing/2016/5/9/chartex" xmlns:cx4="http://schemas.microsoft.com/office/drawing/2016/5/10/chartex" xmlns:cx5="http://schemas.microsoft.com/office/drawing/2016/5/11/chartex" xmlns:cx6="http://schemas.microsoft.com/office/drawing/2016/5/12/chartex" xmlns:cx7="http://schemas.microsoft.com/office/drawing/2016/5/13/chartex" xmlns:cx8="http://schemas.microsoft.com/office/drawing/2016/5/14/chartex" xmlns:mc="http://schemas.openxmlformats.org/markup-compatibility/2006" xmlns:aink="http://schemas.microsoft.com/office/drawing/2016/ink" xmlns:am3d="http://schemas.microsoft.com/office/drawing/2017/model3d" xmlns:o="urn:schemas-microsoft-com:office:office" xmlns:oel="http://schemas.microsoft.com/office/2019/extlst" xmlns:r="http://schemas.openxmlformats.org/officeDocument/2006/relationships" xmlns:m="http://schemas.openxmlformats.org/officeDocument/2006/math" xmlns:v="urn:schemas-microsoft-com:vml" xmlns:wp14="http://schemas.microsoft.com/office/word/2010/wordprocessingDrawing" xmlns:wp="http://schemas.openxmlformats.org/drawingml/2006/wordprocessingDrawing" xmlns:w10="urn:schemas-microsoft-com:office:word" xmlns:w="http://schemas.openxmlformats.org/wordprocessingml/2006/main" xmlns:w14="http://schemas.microsoft.com/office/word/2010/wordml" xmlns:w15="http://schemas.microsoft.com/office/word/2012/wordml" xmlns:w16cex="http://schemas.microsoft.com/office/word/2018/wordml/cex" xmlns:w16cid="http://schemas.microsoft.com/office/word/2016/wordml/cid" xmlns:w16="http://schemas.microsoft.com/office/word/2018/wordml" xmlns:w16sdtdh="http://schemas.microsoft.com/office/word/2020/wordml/sdtdatahash" xmlns:w16se="http://schemas.microsoft.com/office/word/2015/wordml/symex" xmlns:wpg="http://schemas.microsoft.com/office/word/2010/wordprocessingGroup" xmlns:wpi="http://schemas.microsoft.com/office/word/2010/wordprocessingInk" xmlns:wne="http://schemas.microsoft.com/office/word/2006/wordml" xmlns:wps="http://schemas.microsoft.com/office/word/2010/wordprocessingShape" mc:Ignorable="w14 w15 w16se w16cid w16 w16cex w16sdtdh wp14">
+<w:ftr xmlns:wpc="http://schemas.microsoft.com/office/word/2010/wordprocessingCanvas" xmlns:cx="http://schemas.microsoft.com/office/drawing/2014/chartex" xmlns:cx1="http://schemas.microsoft.com/office/drawing/2015/9/8/chartex" xmlns:cx2="http://schemas.microsoft.com/office/drawing/2015/10/21/chartex" xmlns:cx3="http://schemas.microsoft.com/office/drawing/2016/5/9/chartex" xmlns:cx4="http://schemas.microsoft.com/office/drawing/2016/5/10/chartex" xmlns:cx5="http://schemas.microsoft.com/office/drawing/2016/5/11/chartex" xmlns:cx6="http://schemas.microsoft.com/office/drawing/2016/5/12/chartex" xmlns:cx7="http://schemas.microsoft.com/office/drawing/2016/5/13/chartex" xmlns:cx8="http://schemas.microsoft.com/office/drawing/2016/5/14/chartex" xmlns:mc="http://schemas.openxmlformats.org/markup-compatibility/2006" xmlns:aink="http://schemas.microsoft.com/office/drawing/2016/ink" xmlns:am3d="http://schemas.microsoft.com/office/drawing/2017/model3d" xmlns:o="urn:schemas-microsoft-com:office:office" xmlns:r="http://schemas.openxmlformats.org/officeDocument/2006/relationships" xmlns:m="http://schemas.openxmlformats.org/officeDocument/2006/math" xmlns:v="urn:schemas-microsoft-com:vml" xmlns:wp14="http://schemas.microsoft.com/office/word/2010/wordprocessingDrawing" xmlns:wp="http://schemas.openxmlformats.org/drawingml/2006/wordprocessingDrawing" xmlns:w10="urn:schemas-microsoft-com:office:word" xmlns:w="http://schemas.openxmlformats.org/wordprocessingml/2006/main" xmlns:w14="http://schemas.microsoft.com/office/word/2010/wordml" xmlns:w15="http://schemas.microsoft.com/office/word/2012/wordml" xmlns:w16cex="http://schemas.microsoft.com/office/word/2018/wordml/cex" xmlns:w16cid="http://schemas.microsoft.com/office/word/2016/wordml/cid" xmlns:w16="http://schemas.microsoft.com/office/word/2018/wordml" xmlns:w16sdtdh="http://schemas.microsoft.com/office/word/2020/wordml/sdtdatahash" xmlns:w16se="http://schemas.microsoft.com/office/word/2015/wordml/symex" xmlns:wpg="http://schemas.microsoft.com/office/word/2010/wordprocessingGroup" xmlns:wpi="http://schemas.microsoft.com/office/word/2010/wordprocessingInk" xmlns:wne="http://schemas.microsoft.com/office/word/2006/wordml" xmlns:wps="http://schemas.microsoft.com/office/word/2010/wordprocessingShape" mc:Ignorable="w14 w15 w16se w16cid w16 w16cex w16sdtdh wp14">
   <w:sdt>
     <w:sdtPr>
       <w:id w:val="-252429454"/>
@@ -2924,6 +3473,7 @@
         <w:docPartUnique/>
       </w:docPartObj>
     </w:sdtPr>
+    <w:sdtEndPr/>
     <w:sdtContent>
       <w:p>
         <w:pPr>
@@ -2966,7 +3516,7 @@
 </file>
 
 <file path=word/footnotes.xml><?xml version="1.0" encoding="utf-8"?>
-<w:footnotes xmlns:wpc="http://schemas.microsoft.com/office/word/2010/wordprocessingCanvas" xmlns:cx="http://schemas.microsoft.com/office/drawing/2014/chartex" xmlns:cx1="http://schemas.microsoft.com/office/drawing/2015/9/8/chartex" xmlns:cx2="http://schemas.microsoft.com/office/drawing/2015/10/21/chartex" xmlns:cx3="http://schemas.microsoft.com/office/drawing/2016/5/9/chartex" xmlns:cx4="http://schemas.microsoft.com/office/drawing/2016/5/10/chartex" xmlns:cx5="http://schemas.microsoft.com/office/drawing/2016/5/11/chartex" xmlns:cx6="http://schemas.microsoft.com/office/drawing/2016/5/12/chartex" xmlns:cx7="http://schemas.microsoft.com/office/drawing/2016/5/13/chartex" xmlns:cx8="http://schemas.microsoft.com/office/drawing/2016/5/14/chartex" xmlns:mc="http://schemas.openxmlformats.org/markup-compatibility/2006" xmlns:aink="http://schemas.microsoft.com/office/drawing/2016/ink" xmlns:am3d="http://schemas.microsoft.com/office/drawing/2017/model3d" xmlns:o="urn:schemas-microsoft-com:office:office" xmlns:oel="http://schemas.microsoft.com/office/2019/extlst" xmlns:r="http://schemas.openxmlformats.org/officeDocument/2006/relationships" xmlns:m="http://schemas.openxmlformats.org/officeDocument/2006/math" xmlns:v="urn:schemas-microsoft-com:vml" xmlns:wp14="http://schemas.microsoft.com/office/word/2010/wordprocessingDrawing" xmlns:wp="http://schemas.openxmlformats.org/drawingml/2006/wordprocessingDrawing" xmlns:w10="urn:schemas-microsoft-com:office:word" xmlns:w="http://schemas.openxmlformats.org/wordprocessingml/2006/main" xmlns:w14="http://schemas.microsoft.com/office/word/2010/wordml" xmlns:w15="http://schemas.microsoft.com/office/word/2012/wordml" xmlns:w16cex="http://schemas.microsoft.com/office/word/2018/wordml/cex" xmlns:w16cid="http://schemas.microsoft.com/office/word/2016/wordml/cid" xmlns:w16="http://schemas.microsoft.com/office/word/2018/wordml" xmlns:w16sdtdh="http://schemas.microsoft.com/office/word/2020/wordml/sdtdatahash" xmlns:w16se="http://schemas.microsoft.com/office/word/2015/wordml/symex" xmlns:wpg="http://schemas.microsoft.com/office/word/2010/wordprocessingGroup" xmlns:wpi="http://schemas.microsoft.com/office/word/2010/wordprocessingInk" xmlns:wne="http://schemas.microsoft.com/office/word/2006/wordml" xmlns:wps="http://schemas.microsoft.com/office/word/2010/wordprocessingShape" mc:Ignorable="w14 w15 w16se w16cid w16 w16cex w16sdtdh wp14">
+<w:footnotes xmlns:wpc="http://schemas.microsoft.com/office/word/2010/wordprocessingCanvas" xmlns:cx="http://schemas.microsoft.com/office/drawing/2014/chartex" xmlns:cx1="http://schemas.microsoft.com/office/drawing/2015/9/8/chartex" xmlns:cx2="http://schemas.microsoft.com/office/drawing/2015/10/21/chartex" xmlns:cx3="http://schemas.microsoft.com/office/drawing/2016/5/9/chartex" xmlns:cx4="http://schemas.microsoft.com/office/drawing/2016/5/10/chartex" xmlns:cx5="http://schemas.microsoft.com/office/drawing/2016/5/11/chartex" xmlns:cx6="http://schemas.microsoft.com/office/drawing/2016/5/12/chartex" xmlns:cx7="http://schemas.microsoft.com/office/drawing/2016/5/13/chartex" xmlns:cx8="http://schemas.microsoft.com/office/drawing/2016/5/14/chartex" xmlns:mc="http://schemas.openxmlformats.org/markup-compatibility/2006" xmlns:aink="http://schemas.microsoft.com/office/drawing/2016/ink" xmlns:am3d="http://schemas.microsoft.com/office/drawing/2017/model3d" xmlns:o="urn:schemas-microsoft-com:office:office" xmlns:r="http://schemas.openxmlformats.org/officeDocument/2006/relationships" xmlns:m="http://schemas.openxmlformats.org/officeDocument/2006/math" xmlns:v="urn:schemas-microsoft-com:vml" xmlns:wp14="http://schemas.microsoft.com/office/word/2010/wordprocessingDrawing" xmlns:wp="http://schemas.openxmlformats.org/drawingml/2006/wordprocessingDrawing" xmlns:w10="urn:schemas-microsoft-com:office:word" xmlns:w="http://schemas.openxmlformats.org/wordprocessingml/2006/main" xmlns:w14="http://schemas.microsoft.com/office/word/2010/wordml" xmlns:w15="http://schemas.microsoft.com/office/word/2012/wordml" xmlns:w16cex="http://schemas.microsoft.com/office/word/2018/wordml/cex" xmlns:w16cid="http://schemas.microsoft.com/office/word/2016/wordml/cid" xmlns:w16="http://schemas.microsoft.com/office/word/2018/wordml" xmlns:w16sdtdh="http://schemas.microsoft.com/office/word/2020/wordml/sdtdatahash" xmlns:w16se="http://schemas.microsoft.com/office/word/2015/wordml/symex" xmlns:wpg="http://schemas.microsoft.com/office/word/2010/wordprocessingGroup" xmlns:wpi="http://schemas.microsoft.com/office/word/2010/wordprocessingInk" xmlns:wne="http://schemas.microsoft.com/office/word/2006/wordml" xmlns:wps="http://schemas.microsoft.com/office/word/2010/wordprocessingShape" mc:Ignorable="w14 w15 w16se w16cid w16 w16cex w16sdtdh wp14">
   <w:footnote w:type="separator" w:id="-1">
     <w:p>
       <w:pPr>
@@ -2991,7 +3541,7 @@
 </file>
 
 <file path=word/numbering.xml><?xml version="1.0" encoding="utf-8"?>
-<w:numbering xmlns:wpc="http://schemas.microsoft.com/office/word/2010/wordprocessingCanvas" xmlns:cx="http://schemas.microsoft.com/office/drawing/2014/chartex" xmlns:cx1="http://schemas.microsoft.com/office/drawing/2015/9/8/chartex" xmlns:cx2="http://schemas.microsoft.com/office/drawing/2015/10/21/chartex" xmlns:cx3="http://schemas.microsoft.com/office/drawing/2016/5/9/chartex" xmlns:cx4="http://schemas.microsoft.com/office/drawing/2016/5/10/chartex" xmlns:cx5="http://schemas.microsoft.com/office/drawing/2016/5/11/chartex" xmlns:cx6="http://schemas.microsoft.com/office/drawing/2016/5/12/chartex" xmlns:cx7="http://schemas.microsoft.com/office/drawing/2016/5/13/chartex" xmlns:cx8="http://schemas.microsoft.com/office/drawing/2016/5/14/chartex" xmlns:mc="http://schemas.openxmlformats.org/markup-compatibility/2006" xmlns:aink="http://schemas.microsoft.com/office/drawing/2016/ink" xmlns:am3d="http://schemas.microsoft.com/office/drawing/2017/model3d" xmlns:o="urn:schemas-microsoft-com:office:office" xmlns:oel="http://schemas.microsoft.com/office/2019/extlst" xmlns:r="http://schemas.openxmlformats.org/officeDocument/2006/relationships" xmlns:m="http://schemas.openxmlformats.org/officeDocument/2006/math" xmlns:v="urn:schemas-microsoft-com:vml" xmlns:wp14="http://schemas.microsoft.com/office/word/2010/wordprocessingDrawing" xmlns:wp="http://schemas.openxmlformats.org/drawingml/2006/wordprocessingDrawing" xmlns:w10="urn:schemas-microsoft-com:office:word" xmlns:w="http://schemas.openxmlformats.org/wordprocessingml/2006/main" xmlns:w14="http://schemas.microsoft.com/office/word/2010/wordml" xmlns:w15="http://schemas.microsoft.com/office/word/2012/wordml" xmlns:w16cex="http://schemas.microsoft.com/office/word/2018/wordml/cex" xmlns:w16cid="http://schemas.microsoft.com/office/word/2016/wordml/cid" xmlns:w16="http://schemas.microsoft.com/office/word/2018/wordml" xmlns:w16sdtdh="http://schemas.microsoft.com/office/word/2020/wordml/sdtdatahash" xmlns:w16se="http://schemas.microsoft.com/office/word/2015/wordml/symex" xmlns:wpg="http://schemas.microsoft.com/office/word/2010/wordprocessingGroup" xmlns:wpi="http://schemas.microsoft.com/office/word/2010/wordprocessingInk" xmlns:wne="http://schemas.microsoft.com/office/word/2006/wordml" xmlns:wps="http://schemas.microsoft.com/office/word/2010/wordprocessingShape" mc:Ignorable="w14 w15 w16se w16cid w16 w16cex w16sdtdh wp14">
+<w:numbering xmlns:wpc="http://schemas.microsoft.com/office/word/2010/wordprocessingCanvas" xmlns:cx="http://schemas.microsoft.com/office/drawing/2014/chartex" xmlns:cx1="http://schemas.microsoft.com/office/drawing/2015/9/8/chartex" xmlns:cx2="http://schemas.microsoft.com/office/drawing/2015/10/21/chartex" xmlns:cx3="http://schemas.microsoft.com/office/drawing/2016/5/9/chartex" xmlns:cx4="http://schemas.microsoft.com/office/drawing/2016/5/10/chartex" xmlns:cx5="http://schemas.microsoft.com/office/drawing/2016/5/11/chartex" xmlns:cx6="http://schemas.microsoft.com/office/drawing/2016/5/12/chartex" xmlns:cx7="http://schemas.microsoft.com/office/drawing/2016/5/13/chartex" xmlns:cx8="http://schemas.microsoft.com/office/drawing/2016/5/14/chartex" xmlns:mc="http://schemas.openxmlformats.org/markup-compatibility/2006" xmlns:aink="http://schemas.microsoft.com/office/drawing/2016/ink" xmlns:am3d="http://schemas.microsoft.com/office/drawing/2017/model3d" xmlns:o="urn:schemas-microsoft-com:office:office" xmlns:r="http://schemas.openxmlformats.org/officeDocument/2006/relationships" xmlns:m="http://schemas.openxmlformats.org/officeDocument/2006/math" xmlns:v="urn:schemas-microsoft-com:vml" xmlns:wp14="http://schemas.microsoft.com/office/word/2010/wordprocessingDrawing" xmlns:wp="http://schemas.openxmlformats.org/drawingml/2006/wordprocessingDrawing" xmlns:w10="urn:schemas-microsoft-com:office:word" xmlns:w="http://schemas.openxmlformats.org/wordprocessingml/2006/main" xmlns:w14="http://schemas.microsoft.com/office/word/2010/wordml" xmlns:w15="http://schemas.microsoft.com/office/word/2012/wordml" xmlns:w16cex="http://schemas.microsoft.com/office/word/2018/wordml/cex" xmlns:w16cid="http://schemas.microsoft.com/office/word/2016/wordml/cid" xmlns:w16="http://schemas.microsoft.com/office/word/2018/wordml" xmlns:w16sdtdh="http://schemas.microsoft.com/office/word/2020/wordml/sdtdatahash" xmlns:w16se="http://schemas.microsoft.com/office/word/2015/wordml/symex" xmlns:wpg="http://schemas.microsoft.com/office/word/2010/wordprocessingGroup" xmlns:wpi="http://schemas.microsoft.com/office/word/2010/wordprocessingInk" xmlns:wne="http://schemas.microsoft.com/office/word/2006/wordml" xmlns:wps="http://schemas.microsoft.com/office/word/2010/wordprocessingShape" mc:Ignorable="w14 w15 w16se w16cid w16 w16cex w16sdtdh wp14">
   <w:abstractNum w:abstractNumId="0" w15:restartNumberingAfterBreak="0">
     <w:nsid w:val="02A11C50"/>
     <w:multiLevelType w:val="hybridMultilevel"/>
@@ -4648,6 +5198,92 @@
     </w:lvl>
   </w:abstractNum>
   <w:abstractNum w:abstractNumId="16" w15:restartNumberingAfterBreak="0">
+    <w:nsid w:val="559F73CA"/>
+    <w:multiLevelType w:val="hybridMultilevel"/>
+    <w:tmpl w:val="AF5274CA"/>
+    <w:lvl w:ilvl="0" w:tplc="0409000F">
+      <w:start w:val="1"/>
+      <w:numFmt w:val="decimal"/>
+      <w:lvlText w:val="%1."/>
+      <w:lvlJc w:val="left"/>
+      <w:pPr>
+        <w:ind w:left="480" w:hanging="480"/>
+      </w:pPr>
+    </w:lvl>
+    <w:lvl w:ilvl="1" w:tplc="04090019">
+      <w:start w:val="1"/>
+      <w:numFmt w:val="ideographTraditional"/>
+      <w:lvlText w:val="%2、"/>
+      <w:lvlJc w:val="left"/>
+      <w:pPr>
+        <w:ind w:left="960" w:hanging="480"/>
+      </w:pPr>
+    </w:lvl>
+    <w:lvl w:ilvl="2" w:tplc="0409001B" w:tentative="1">
+      <w:start w:val="1"/>
+      <w:numFmt w:val="lowerRoman"/>
+      <w:lvlText w:val="%3."/>
+      <w:lvlJc w:val="right"/>
+      <w:pPr>
+        <w:ind w:left="1440" w:hanging="480"/>
+      </w:pPr>
+    </w:lvl>
+    <w:lvl w:ilvl="3" w:tplc="0409000F" w:tentative="1">
+      <w:start w:val="1"/>
+      <w:numFmt w:val="decimal"/>
+      <w:lvlText w:val="%4."/>
+      <w:lvlJc w:val="left"/>
+      <w:pPr>
+        <w:ind w:left="1920" w:hanging="480"/>
+      </w:pPr>
+    </w:lvl>
+    <w:lvl w:ilvl="4" w:tplc="04090019" w:tentative="1">
+      <w:start w:val="1"/>
+      <w:numFmt w:val="ideographTraditional"/>
+      <w:lvlText w:val="%5、"/>
+      <w:lvlJc w:val="left"/>
+      <w:pPr>
+        <w:ind w:left="2400" w:hanging="480"/>
+      </w:pPr>
+    </w:lvl>
+    <w:lvl w:ilvl="5" w:tplc="0409001B" w:tentative="1">
+      <w:start w:val="1"/>
+      <w:numFmt w:val="lowerRoman"/>
+      <w:lvlText w:val="%6."/>
+      <w:lvlJc w:val="right"/>
+      <w:pPr>
+        <w:ind w:left="2880" w:hanging="480"/>
+      </w:pPr>
+    </w:lvl>
+    <w:lvl w:ilvl="6" w:tplc="0409000F" w:tentative="1">
+      <w:start w:val="1"/>
+      <w:numFmt w:val="decimal"/>
+      <w:lvlText w:val="%7."/>
+      <w:lvlJc w:val="left"/>
+      <w:pPr>
+        <w:ind w:left="3360" w:hanging="480"/>
+      </w:pPr>
+    </w:lvl>
+    <w:lvl w:ilvl="7" w:tplc="04090019" w:tentative="1">
+      <w:start w:val="1"/>
+      <w:numFmt w:val="ideographTraditional"/>
+      <w:lvlText w:val="%8、"/>
+      <w:lvlJc w:val="left"/>
+      <w:pPr>
+        <w:ind w:left="3840" w:hanging="480"/>
+      </w:pPr>
+    </w:lvl>
+    <w:lvl w:ilvl="8" w:tplc="0409001B" w:tentative="1">
+      <w:start w:val="1"/>
+      <w:numFmt w:val="lowerRoman"/>
+      <w:lvlText w:val="%9."/>
+      <w:lvlJc w:val="right"/>
+      <w:pPr>
+        <w:ind w:left="4320" w:hanging="480"/>
+      </w:pPr>
+    </w:lvl>
+  </w:abstractNum>
+  <w:abstractNum w:abstractNumId="17" w15:restartNumberingAfterBreak="0">
     <w:nsid w:val="5F4F3404"/>
     <w:multiLevelType w:val="hybridMultilevel"/>
     <w:tmpl w:val="81343182"/>
@@ -4733,7 +5369,7 @@
       </w:pPr>
     </w:lvl>
   </w:abstractNum>
-  <w:abstractNum w:abstractNumId="17" w15:restartNumberingAfterBreak="0">
+  <w:abstractNum w:abstractNumId="18" w15:restartNumberingAfterBreak="0">
     <w:nsid w:val="60793F8E"/>
     <w:multiLevelType w:val="hybridMultilevel"/>
     <w:tmpl w:val="BD1437BA"/>
@@ -4846,7 +5482,7 @@
       </w:rPr>
     </w:lvl>
   </w:abstractNum>
-  <w:abstractNum w:abstractNumId="18" w15:restartNumberingAfterBreak="0">
+  <w:abstractNum w:abstractNumId="19" w15:restartNumberingAfterBreak="0">
     <w:nsid w:val="65177F52"/>
     <w:multiLevelType w:val="hybridMultilevel"/>
     <w:tmpl w:val="80C47390"/>
@@ -4959,7 +5595,7 @@
       </w:rPr>
     </w:lvl>
   </w:abstractNum>
-  <w:abstractNum w:abstractNumId="19" w15:restartNumberingAfterBreak="0">
+  <w:abstractNum w:abstractNumId="20" w15:restartNumberingAfterBreak="0">
     <w:nsid w:val="6B9625F4"/>
     <w:multiLevelType w:val="hybridMultilevel"/>
     <w:tmpl w:val="95D46298"/>
@@ -5072,7 +5708,7 @@
       </w:rPr>
     </w:lvl>
   </w:abstractNum>
-  <w:abstractNum w:abstractNumId="20" w15:restartNumberingAfterBreak="0">
+  <w:abstractNum w:abstractNumId="21" w15:restartNumberingAfterBreak="0">
     <w:nsid w:val="6D93644E"/>
     <w:multiLevelType w:val="hybridMultilevel"/>
     <w:tmpl w:val="9F6C99DE"/>
@@ -5185,7 +5821,7 @@
       </w:rPr>
     </w:lvl>
   </w:abstractNum>
-  <w:abstractNum w:abstractNumId="21" w15:restartNumberingAfterBreak="0">
+  <w:abstractNum w:abstractNumId="22" w15:restartNumberingAfterBreak="0">
     <w:nsid w:val="760D31EC"/>
     <w:multiLevelType w:val="hybridMultilevel"/>
     <w:tmpl w:val="4A7CDDF4"/>
@@ -5298,7 +5934,7 @@
       </w:rPr>
     </w:lvl>
   </w:abstractNum>
-  <w:abstractNum w:abstractNumId="22" w15:restartNumberingAfterBreak="0">
+  <w:abstractNum w:abstractNumId="23" w15:restartNumberingAfterBreak="0">
     <w:nsid w:val="770B3824"/>
     <w:multiLevelType w:val="hybridMultilevel"/>
     <w:tmpl w:val="DC38D608"/>
@@ -5411,74 +6047,77 @@
       </w:rPr>
     </w:lvl>
   </w:abstractNum>
-  <w:num w:numId="1" w16cid:durableId="1396465662">
+  <w:num w:numId="1">
+    <w:abstractNumId w:val="18"/>
+  </w:num>
+  <w:num w:numId="2">
+    <w:abstractNumId w:val="6"/>
+  </w:num>
+  <w:num w:numId="3">
+    <w:abstractNumId w:val="0"/>
+  </w:num>
+  <w:num w:numId="4">
+    <w:abstractNumId w:val="8"/>
+  </w:num>
+  <w:num w:numId="5">
+    <w:abstractNumId w:val="13"/>
+  </w:num>
+  <w:num w:numId="6">
+    <w:abstractNumId w:val="23"/>
+  </w:num>
+  <w:num w:numId="7">
+    <w:abstractNumId w:val="1"/>
+  </w:num>
+  <w:num w:numId="8">
+    <w:abstractNumId w:val="15"/>
+  </w:num>
+  <w:num w:numId="9">
     <w:abstractNumId w:val="17"/>
   </w:num>
-  <w:num w:numId="2" w16cid:durableId="1492285878">
-    <w:abstractNumId w:val="6"/>
+  <w:num w:numId="10">
+    <w:abstractNumId w:val="7"/>
   </w:num>
-  <w:num w:numId="3" w16cid:durableId="1169951738">
-    <w:abstractNumId w:val="0"/>
+  <w:num w:numId="11">
+    <w:abstractNumId w:val="4"/>
   </w:num>
-  <w:num w:numId="4" w16cid:durableId="759567050">
-    <w:abstractNumId w:val="8"/>
+  <w:num w:numId="12">
+    <w:abstractNumId w:val="9"/>
   </w:num>
-  <w:num w:numId="5" w16cid:durableId="895359915">
-    <w:abstractNumId w:val="13"/>
+  <w:num w:numId="13">
+    <w:abstractNumId w:val="5"/>
   </w:num>
-  <w:num w:numId="6" w16cid:durableId="140537412">
+  <w:num w:numId="14">
     <w:abstractNumId w:val="22"/>
   </w:num>
-  <w:num w:numId="7" w16cid:durableId="885946188">
-    <w:abstractNumId w:val="1"/>
-  </w:num>
-  <w:num w:numId="8" w16cid:durableId="1374380873">
-    <w:abstractNumId w:val="15"/>
-  </w:num>
-  <w:num w:numId="9" w16cid:durableId="373508166">
-    <w:abstractNumId w:val="16"/>
-  </w:num>
-  <w:num w:numId="10" w16cid:durableId="98457797">
-    <w:abstractNumId w:val="7"/>
-  </w:num>
-  <w:num w:numId="11" w16cid:durableId="332270055">
-    <w:abstractNumId w:val="4"/>
-  </w:num>
-  <w:num w:numId="12" w16cid:durableId="789976794">
-    <w:abstractNumId w:val="9"/>
-  </w:num>
-  <w:num w:numId="13" w16cid:durableId="1071806885">
-    <w:abstractNumId w:val="5"/>
-  </w:num>
-  <w:num w:numId="14" w16cid:durableId="1944147904">
+  <w:num w:numId="15">
     <w:abstractNumId w:val="21"/>
   </w:num>
-  <w:num w:numId="15" w16cid:durableId="1134372578">
+  <w:num w:numId="16">
+    <w:abstractNumId w:val="14"/>
+  </w:num>
+  <w:num w:numId="17">
+    <w:abstractNumId w:val="2"/>
+  </w:num>
+  <w:num w:numId="18">
+    <w:abstractNumId w:val="19"/>
+  </w:num>
+  <w:num w:numId="19">
+    <w:abstractNumId w:val="10"/>
+  </w:num>
+  <w:num w:numId="20">
+    <w:abstractNumId w:val="12"/>
+  </w:num>
+  <w:num w:numId="21">
+    <w:abstractNumId w:val="11"/>
+  </w:num>
+  <w:num w:numId="22">
+    <w:abstractNumId w:val="3"/>
+  </w:num>
+  <w:num w:numId="23">
     <w:abstractNumId w:val="20"/>
   </w:num>
-  <w:num w:numId="16" w16cid:durableId="522281605">
-    <w:abstractNumId w:val="14"/>
-  </w:num>
-  <w:num w:numId="17" w16cid:durableId="1649892501">
-    <w:abstractNumId w:val="2"/>
-  </w:num>
-  <w:num w:numId="18" w16cid:durableId="553351735">
-    <w:abstractNumId w:val="18"/>
-  </w:num>
-  <w:num w:numId="19" w16cid:durableId="1889410694">
-    <w:abstractNumId w:val="10"/>
-  </w:num>
-  <w:num w:numId="20" w16cid:durableId="1043939129">
-    <w:abstractNumId w:val="12"/>
-  </w:num>
-  <w:num w:numId="21" w16cid:durableId="1977489767">
-    <w:abstractNumId w:val="11"/>
-  </w:num>
-  <w:num w:numId="22" w16cid:durableId="565460056">
-    <w:abstractNumId w:val="3"/>
-  </w:num>
-  <w:num w:numId="23" w16cid:durableId="346101113">
-    <w:abstractNumId w:val="19"/>
+  <w:num w:numId="24">
+    <w:abstractNumId w:val="16"/>
   </w:num>
 </w:numbering>
 </file>
